--- a/Finalized BRD/User Management/BRD_User_Management_v4.23.docx
+++ b/Finalized BRD/User Management/BRD_User_Management_v4.23.docx
@@ -534,7 +534,6 @@
           <w:szCs w:val="24"/>
         </w:rPr>
       </w:pPr>
-      <w:bookmarkStart w:id="2" w:name="_Toc240038595"/>
       <w:r>
         <w:rPr>
           <w:rFonts w:asciiTheme="majorHAnsi" w:eastAsiaTheme="majorEastAsia" w:hAnsiTheme="majorHAnsi" w:cstheme="majorBidi"/>
@@ -545,8 +544,9 @@
           <w:szCs w:val="24"/>
           <w:lang w:val="en-US" w:eastAsia="en-US"/>
         </w:rPr>
-        <w:t>Document control</w:t>
+        <w:t>Version History</w:t>
       </w:r>
+      <w:bookmarkStart w:id="2" w:name="_GoBack"/>
       <w:bookmarkEnd w:id="2"/>
     </w:p>
     <w:tbl>
@@ -736,6 +736,13 @@
     <w:p/>
     <w:sdt>
       <w:sdtPr>
+        <w:rPr>
+          <w:rFonts w:ascii="Calibri" w:eastAsia="Calibri" w:hAnsi="Calibri" w:cs="Calibri"/>
+          <w:color w:val="auto"/>
+          <w:sz w:val="20"/>
+          <w:szCs w:val="20"/>
+          <w:lang w:val="en-IN" w:eastAsia="en-IN"/>
+        </w:rPr>
         <w:id w:val="1215702319"/>
         <w:docPartObj>
           <w:docPartGallery w:val="Table of Contents"/>
@@ -744,14 +751,9 @@
       </w:sdtPr>
       <w:sdtEndPr>
         <w:rPr>
-          <w:rFonts w:ascii="Calibri" w:eastAsia="Calibri" w:hAnsi="Calibri" w:cs="Calibri"/>
           <w:b/>
           <w:bCs/>
           <w:noProof/>
-          <w:color w:val="auto"/>
-          <w:sz w:val="20"/>
-          <w:szCs w:val="20"/>
-          <w:lang w:val="en-IN" w:eastAsia="en-IN"/>
         </w:rPr>
       </w:sdtEndPr>
       <w:sdtContent>
@@ -2219,16 +2221,7 @@
                 <w:rStyle w:val="Hyperlink"/>
                 <w:noProof/>
               </w:rPr>
-              <w:t xml:space="preserve">4.5.8 </w:t>
-            </w:r>
-            <w:bookmarkStart w:id="3" w:name="_GoBack"/>
-            <w:bookmarkEnd w:id="3"/>
-            <w:r>
-              <w:rPr>
-                <w:rStyle w:val="Hyperlink"/>
-                <w:noProof/>
-              </w:rPr>
-              <w:t>Office Hierarchy Master</w:t>
+              <w:t>4.5.8 Office Hierarchy Master</w:t>
             </w:r>
             <w:r>
               <w:rPr>
@@ -3311,7 +3304,7 @@
         </w:pBdr>
         <w:spacing w:before="400" w:after="200"/>
       </w:pPr>
-      <w:bookmarkStart w:id="4" w:name="_Toc240038596"/>
+      <w:bookmarkStart w:id="3" w:name="_Toc240038596"/>
       <w:r>
         <w:rPr>
           <w:b/>
@@ -3323,14 +3316,14 @@
         <w:lastRenderedPageBreak/>
         <w:t>1. Introduction</w:t>
       </w:r>
-      <w:bookmarkEnd w:id="4"/>
+      <w:bookmarkEnd w:id="3"/>
     </w:p>
     <w:p>
       <w:pPr>
         <w:pStyle w:val="Heading2"/>
         <w:spacing w:before="280" w:after="140"/>
       </w:pPr>
-      <w:bookmarkStart w:id="5" w:name="_Toc240038597"/>
+      <w:bookmarkStart w:id="4" w:name="_Toc240038597"/>
       <w:r>
         <w:rPr>
           <w:b/>
@@ -3341,7 +3334,7 @@
         </w:rPr>
         <w:t>1.1 Purpose</w:t>
       </w:r>
-      <w:bookmarkEnd w:id="5"/>
+      <w:bookmarkEnd w:id="4"/>
     </w:p>
     <w:p>
       <w:pPr>
@@ -3361,7 +3354,7 @@
         <w:pStyle w:val="Heading2"/>
         <w:spacing w:before="280" w:after="140"/>
       </w:pPr>
-      <w:bookmarkStart w:id="6" w:name="_Toc240038598"/>
+      <w:bookmarkStart w:id="5" w:name="_Toc240038598"/>
       <w:r>
         <w:rPr>
           <w:b/>
@@ -3372,7 +3365,7 @@
         </w:rPr>
         <w:t>1.2 Background</w:t>
       </w:r>
-      <w:bookmarkEnd w:id="6"/>
+      <w:bookmarkEnd w:id="5"/>
     </w:p>
     <w:p>
       <w:pPr>
@@ -3392,7 +3385,7 @@
         <w:pStyle w:val="Heading2"/>
         <w:spacing w:before="280" w:after="140"/>
       </w:pPr>
-      <w:bookmarkStart w:id="7" w:name="_Toc240038599"/>
+      <w:bookmarkStart w:id="6" w:name="_Toc240038599"/>
       <w:r>
         <w:rPr>
           <w:b/>
@@ -3403,7 +3396,7 @@
         </w:rPr>
         <w:t>1.3 Scope</w:t>
       </w:r>
-      <w:bookmarkEnd w:id="7"/>
+      <w:bookmarkEnd w:id="6"/>
     </w:p>
     <w:p>
       <w:pPr>
@@ -3510,7 +3503,7 @@
         </w:pBdr>
         <w:spacing w:before="400" w:after="200"/>
       </w:pPr>
-      <w:bookmarkStart w:id="8" w:name="_Toc240038600"/>
+      <w:bookmarkStart w:id="7" w:name="_Toc240038600"/>
       <w:r>
         <w:rPr>
           <w:b/>
@@ -3521,7 +3514,7 @@
         </w:rPr>
         <w:t>2. Business Objectives</w:t>
       </w:r>
-      <w:bookmarkEnd w:id="8"/>
+      <w:bookmarkEnd w:id="7"/>
     </w:p>
     <w:p>
       <w:pPr>
@@ -3692,7 +3685,7 @@
         </w:pBdr>
         <w:spacing w:before="400" w:after="200"/>
       </w:pPr>
-      <w:bookmarkStart w:id="9" w:name="_Toc240038601"/>
+      <w:bookmarkStart w:id="8" w:name="_Toc240038601"/>
       <w:r>
         <w:rPr>
           <w:b/>
@@ -3704,7 +3697,7 @@
         <w:lastRenderedPageBreak/>
         <w:t>3. Stakeholders</w:t>
       </w:r>
-      <w:bookmarkEnd w:id="9"/>
+      <w:bookmarkEnd w:id="8"/>
     </w:p>
     <w:tbl>
       <w:tblPr>
@@ -3902,7 +3895,7 @@
         </w:pBdr>
         <w:spacing w:before="400" w:after="200"/>
       </w:pPr>
-      <w:bookmarkStart w:id="10" w:name="_Toc240038602"/>
+      <w:bookmarkStart w:id="9" w:name="_Toc240038602"/>
       <w:r>
         <w:rPr>
           <w:b/>
@@ -3913,7 +3906,7 @@
         </w:rPr>
         <w:t>4. Functional Requirements</w:t>
       </w:r>
-      <w:bookmarkEnd w:id="10"/>
+      <w:bookmarkEnd w:id="9"/>
     </w:p>
     <w:p>
       <w:r>
@@ -4789,7 +4782,7 @@
         <w:pStyle w:val="Heading2"/>
         <w:spacing w:before="280" w:after="140"/>
       </w:pPr>
-      <w:bookmarkStart w:id="11" w:name="_Toc240038603"/>
+      <w:bookmarkStart w:id="10" w:name="_Toc240038603"/>
       <w:r>
         <w:rPr>
           <w:b/>
@@ -4800,7 +4793,7 @@
         </w:rPr>
         <w:t>4.1 User Registration</w:t>
       </w:r>
-      <w:bookmarkEnd w:id="11"/>
+      <w:bookmarkEnd w:id="10"/>
     </w:p>
     <w:p>
       <w:r>
@@ -5131,11 +5124,11 @@
       <w:pPr>
         <w:pStyle w:val="Heading3"/>
       </w:pPr>
-      <w:bookmarkStart w:id="12" w:name="_Toc240038604"/>
+      <w:bookmarkStart w:id="11" w:name="_Toc240038604"/>
       <w:r>
         <w:t>4.1.1 Citizen Self-Registration Workflow (FR-UM-001, FR-UM-062, FR-UM-063, FR-UM-085)</w:t>
       </w:r>
-      <w:bookmarkEnd w:id="12"/>
+      <w:bookmarkEnd w:id="11"/>
     </w:p>
     <w:p>
       <w:r>
@@ -5620,7 +5613,7 @@
         <w:pStyle w:val="Heading2"/>
         <w:spacing w:before="280" w:after="140"/>
       </w:pPr>
-      <w:bookmarkStart w:id="13" w:name="_Toc240038605"/>
+      <w:bookmarkStart w:id="12" w:name="_Toc240038605"/>
       <w:r>
         <w:rPr>
           <w:b/>
@@ -5630,6 +5623,810 @@
           <w:szCs w:val="24"/>
         </w:rPr>
         <w:t>4.2 Authentication</w:t>
+      </w:r>
+      <w:bookmarkEnd w:id="12"/>
+    </w:p>
+    <w:tbl>
+      <w:tblPr>
+        <w:tblW w:w="9060" w:type="dxa"/>
+        <w:tblBorders>
+          <w:top w:val="single" w:sz="4" w:space="0" w:color="auto"/>
+          <w:left w:val="single" w:sz="4" w:space="0" w:color="auto"/>
+          <w:bottom w:val="single" w:sz="4" w:space="0" w:color="auto"/>
+          <w:right w:val="single" w:sz="4" w:space="0" w:color="auto"/>
+          <w:insideH w:val="single" w:sz="4" w:space="0" w:color="auto"/>
+          <w:insideV w:val="single" w:sz="4" w:space="0" w:color="auto"/>
+        </w:tblBorders>
+        <w:tblCellMar>
+          <w:left w:w="10" w:type="dxa"/>
+          <w:right w:w="10" w:type="dxa"/>
+        </w:tblCellMar>
+        <w:tblLook w:val="04A0" w:firstRow="1" w:lastRow="0" w:firstColumn="1" w:lastColumn="0" w:noHBand="0" w:noVBand="1"/>
+      </w:tblPr>
+      <w:tblGrid>
+        <w:gridCol w:w="1200"/>
+        <w:gridCol w:w="6260"/>
+        <w:gridCol w:w="1600"/>
+      </w:tblGrid>
+      <w:tr>
+        <w:trPr>
+          <w:tblHeader/>
+        </w:trPr>
+        <w:tc>
+          <w:tcPr>
+            <w:tcW w:w="1200" w:type="dxa"/>
+            <w:shd w:val="clear" w:color="auto" w:fill="D9E2F3"/>
+            <w:tcMar>
+              <w:top w:w="80" w:type="dxa"/>
+              <w:left w:w="100" w:type="dxa"/>
+              <w:bottom w:w="80" w:type="dxa"/>
+              <w:right w:w="100" w:type="dxa"/>
+            </w:tcMar>
+            <w:vAlign w:val="center"/>
+          </w:tcPr>
+          <w:p>
+            <w:r>
+              <w:rPr>
+                <w:b/>
+              </w:rPr>
+              <w:t>Req ID</w:t>
+            </w:r>
+          </w:p>
+        </w:tc>
+        <w:tc>
+          <w:tcPr>
+            <w:tcW w:w="6260" w:type="dxa"/>
+            <w:shd w:val="clear" w:color="auto" w:fill="D9E2F3"/>
+            <w:tcMar>
+              <w:top w:w="80" w:type="dxa"/>
+              <w:left w:w="100" w:type="dxa"/>
+              <w:bottom w:w="80" w:type="dxa"/>
+              <w:right w:w="100" w:type="dxa"/>
+            </w:tcMar>
+            <w:vAlign w:val="center"/>
+          </w:tcPr>
+          <w:p>
+            <w:r>
+              <w:rPr>
+                <w:b/>
+              </w:rPr>
+              <w:t>Requirement</w:t>
+            </w:r>
+          </w:p>
+        </w:tc>
+        <w:tc>
+          <w:tcPr>
+            <w:tcW w:w="1600" w:type="dxa"/>
+            <w:shd w:val="clear" w:color="auto" w:fill="D9E2F3"/>
+            <w:tcMar>
+              <w:top w:w="80" w:type="dxa"/>
+              <w:left w:w="100" w:type="dxa"/>
+              <w:bottom w:w="80" w:type="dxa"/>
+              <w:right w:w="100" w:type="dxa"/>
+            </w:tcMar>
+            <w:vAlign w:val="center"/>
+          </w:tcPr>
+          <w:p>
+            <w:r>
+              <w:rPr>
+                <w:b/>
+              </w:rPr>
+              <w:t>Priority</w:t>
+            </w:r>
+          </w:p>
+        </w:tc>
+      </w:tr>
+      <w:tr>
+        <w:tc>
+          <w:tcPr>
+            <w:tcW w:w="1200" w:type="dxa"/>
+          </w:tcPr>
+          <w:p>
+            <w:r>
+              <w:t>FR-UM-005</w:t>
+            </w:r>
+          </w:p>
+        </w:tc>
+        <w:tc>
+          <w:tcPr>
+            <w:tcW w:w="6260" w:type="dxa"/>
+          </w:tcPr>
+          <w:p>
+            <w:r>
+              <w:t>Public users (Citizens) shall authenticate using Username + Captcha + OTP on every login. OTP shall be sent only to the registered mobile number.</w:t>
+            </w:r>
+          </w:p>
+        </w:tc>
+        <w:tc>
+          <w:tcPr>
+            <w:tcW w:w="1600" w:type="dxa"/>
+          </w:tcPr>
+          <w:p>
+            <w:r>
+              <w:t>High</w:t>
+            </w:r>
+          </w:p>
+        </w:tc>
+      </w:tr>
+      <w:tr>
+        <w:tc>
+          <w:tcPr>
+            <w:tcW w:w="1200" w:type="dxa"/>
+          </w:tcPr>
+          <w:p>
+            <w:r>
+              <w:t>FR-UM-006</w:t>
+            </w:r>
+          </w:p>
+        </w:tc>
+        <w:tc>
+          <w:tcPr>
+            <w:tcW w:w="6260" w:type="dxa"/>
+          </w:tcPr>
+          <w:p>
+            <w:r>
+              <w:t>Department users (DSR Officers) shall authenticate using Username (KGID) + Captcha + Face authentication or Biometric authentication on every login. Either face authentication or biometric authentication (e.g. fingerprint) shall satisfy the biometric factor. OTP shall not be required or dispatched for DSR Officer login.</w:t>
+            </w:r>
+          </w:p>
+        </w:tc>
+        <w:tc>
+          <w:tcPr>
+            <w:tcW w:w="1600" w:type="dxa"/>
+          </w:tcPr>
+          <w:p>
+            <w:r>
+              <w:t>High</w:t>
+            </w:r>
+          </w:p>
+        </w:tc>
+      </w:tr>
+      <w:tr>
+        <w:tc>
+          <w:tcPr>
+            <w:tcW w:w="1200" w:type="dxa"/>
+          </w:tcPr>
+          <w:p>
+            <w:r>
+              <w:t>FR-UM-007</w:t>
+            </w:r>
+          </w:p>
+        </w:tc>
+        <w:tc>
+          <w:tcPr>
+            <w:tcW w:w="6260" w:type="dxa"/>
+          </w:tcPr>
+          <w:p>
+            <w:r>
+              <w:t>Other Department users shall authenticate using Username (Department Code concatenated with Employee ID or KGID) + Captcha + OTP on every login. Biometric / face authentication shall not be required or offered for Other Department users. OTP shall be sent only to the registered mobile number.</w:t>
+            </w:r>
+          </w:p>
+        </w:tc>
+        <w:tc>
+          <w:tcPr>
+            <w:tcW w:w="1600" w:type="dxa"/>
+          </w:tcPr>
+          <w:p>
+            <w:r>
+              <w:t>High</w:t>
+            </w:r>
+          </w:p>
+        </w:tc>
+      </w:tr>
+      <w:tr>
+        <w:tc>
+          <w:tcPr>
+            <w:tcW w:w="1200" w:type="dxa"/>
+          </w:tcPr>
+          <w:p>
+            <w:r>
+              <w:t>FR-UM-008</w:t>
+            </w:r>
+          </w:p>
+        </w:tc>
+        <w:tc>
+          <w:tcPr>
+            <w:tcW w:w="6260" w:type="dxa"/>
+          </w:tcPr>
+          <w:p>
+            <w:r>
+              <w:t>The system shall allow users to log out and terminate their active session.</w:t>
+            </w:r>
+          </w:p>
+        </w:tc>
+        <w:tc>
+          <w:tcPr>
+            <w:tcW w:w="1600" w:type="dxa"/>
+          </w:tcPr>
+          <w:p>
+            <w:r>
+              <w:t>High</w:t>
+            </w:r>
+          </w:p>
+        </w:tc>
+      </w:tr>
+      <w:tr>
+        <w:tc>
+          <w:tcPr>
+            <w:tcW w:w="1200" w:type="dxa"/>
+          </w:tcPr>
+          <w:p>
+            <w:r>
+              <w:t>FR-UM-009</w:t>
+            </w:r>
+          </w:p>
+        </w:tc>
+        <w:tc>
+          <w:tcPr>
+            <w:tcW w:w="6260" w:type="dxa"/>
+          </w:tcPr>
+          <w:p>
+            <w:r>
+              <w:t>The system shall not provide password-based login, password reset, or password change for any user category.</w:t>
+            </w:r>
+          </w:p>
+        </w:tc>
+        <w:tc>
+          <w:tcPr>
+            <w:tcW w:w="1600" w:type="dxa"/>
+          </w:tcPr>
+          <w:p>
+            <w:r>
+              <w:t>High</w:t>
+            </w:r>
+          </w:p>
+        </w:tc>
+      </w:tr>
+      <w:tr>
+        <w:tc>
+          <w:tcPr>
+            <w:tcW w:w="1200" w:type="dxa"/>
+          </w:tcPr>
+          <w:p>
+            <w:r>
+              <w:t>FR-UM-069</w:t>
+            </w:r>
+          </w:p>
+        </w:tc>
+        <w:tc>
+          <w:tcPr>
+            <w:tcW w:w="6260" w:type="dxa"/>
+          </w:tcPr>
+          <w:p>
+            <w:r>
+              <w:t>The system shall enforce OTP and PIN validity as follows (IST clock): login OTP is valid for five (5) minutes from dispatch; Citizen registration email OTP, registration mobile OTP (FR-UM-063), and lost-mobile reset PIN (FR-UM-056) are each valid for ten (10) minutes from dispatch. On expiry the code is invalid and the user must request a new one.</w:t>
+            </w:r>
+          </w:p>
+        </w:tc>
+        <w:tc>
+          <w:tcPr>
+            <w:tcW w:w="1600" w:type="dxa"/>
+          </w:tcPr>
+          <w:p>
+            <w:r>
+              <w:t>High</w:t>
+            </w:r>
+          </w:p>
+        </w:tc>
+      </w:tr>
+      <w:tr>
+        <w:tc>
+          <w:tcPr>
+            <w:tcW w:w="1200" w:type="dxa"/>
+          </w:tcPr>
+          <w:p>
+            <w:r>
+              <w:t>FR-UM-070</w:t>
+            </w:r>
+          </w:p>
+        </w:tc>
+        <w:tc>
+          <w:tcPr>
+            <w:tcW w:w="6260" w:type="dxa"/>
+          </w:tcPr>
+          <w:p>
+            <w:r>
+              <w:t>Login OTPs, registration OTPs, and the FR-UM-056 reset PIN shall be six (6) numeric digits.</w:t>
+            </w:r>
+          </w:p>
+        </w:tc>
+        <w:tc>
+          <w:tcPr>
+            <w:tcW w:w="1600" w:type="dxa"/>
+          </w:tcPr>
+          <w:p>
+            <w:r>
+              <w:t>High</w:t>
+            </w:r>
+          </w:p>
+        </w:tc>
+      </w:tr>
+      <w:tr>
+        <w:tc>
+          <w:tcPr>
+            <w:tcW w:w="1200" w:type="dxa"/>
+          </w:tcPr>
+          <w:p>
+            <w:r>
+              <w:t>FR-UM-071</w:t>
+            </w:r>
+          </w:p>
+        </w:tc>
+        <w:tc>
+          <w:tcPr>
+            <w:tcW w:w="6260" w:type="dxa"/>
+          </w:tcPr>
+          <w:p>
+            <w:r>
+              <w:t>The system shall allow a maximum of three (3) incorrect entries per issued OTP or reset PIN. After the third failure that code is invalidated and the user must request a new one.</w:t>
+            </w:r>
+          </w:p>
+        </w:tc>
+        <w:tc>
+          <w:tcPr>
+            <w:tcW w:w="1600" w:type="dxa"/>
+          </w:tcPr>
+          <w:p>
+            <w:r>
+              <w:t>High</w:t>
+            </w:r>
+          </w:p>
+        </w:tc>
+      </w:tr>
+      <w:tr>
+        <w:tc>
+          <w:tcPr>
+            <w:tcW w:w="1200" w:type="dxa"/>
+          </w:tcPr>
+          <w:p>
+            <w:r>
+              <w:t>FR-UM-072</w:t>
+            </w:r>
+          </w:p>
+        </w:tc>
+        <w:tc>
+          <w:tcPr>
+            <w:tcW w:w="6260" w:type="dxa"/>
+          </w:tcPr>
+          <w:p>
+            <w:r>
+              <w:t>The system shall enforce a sixty (60) second cooldown between successive OTP or PIN resend requests to the same user and channel (mobile or email), and a maximum of three (3) resends per channel per fifteen (15) minutes.</w:t>
+            </w:r>
+          </w:p>
+        </w:tc>
+        <w:tc>
+          <w:tcPr>
+            <w:tcW w:w="1600" w:type="dxa"/>
+          </w:tcPr>
+          <w:p>
+            <w:r>
+              <w:t>High</w:t>
+            </w:r>
+          </w:p>
+        </w:tc>
+      </w:tr>
+      <w:tr>
+        <w:tc>
+          <w:tcPr>
+            <w:tcW w:w="1200" w:type="dxa"/>
+          </w:tcPr>
+          <w:p>
+            <w:r>
+              <w:t>FR-UM-073</w:t>
+            </w:r>
+          </w:p>
+        </w:tc>
+        <w:tc>
+          <w:tcPr>
+            <w:tcW w:w="6260" w:type="dxa"/>
+          </w:tcPr>
+          <w:p>
+            <w:r>
+              <w:t xml:space="preserve">After five (5) failed login or OTP verification attempts for a Username (separate from FR-UM-056 lost-mobile reset lockout), the system shall lock that Username for fifteen (15) minutes. Unlock is automatic when the lockout expires, or earlier by an authorised administrator with reason and </w:t>
+            </w:r>
+            <w:r>
+              <w:lastRenderedPageBreak/>
+              <w:t>audit trail. FR-UM-056 reset-flow lockout: five (5) failed question or PIN attempts lock that flow for thirty (30) minutes.</w:t>
+            </w:r>
+          </w:p>
+        </w:tc>
+        <w:tc>
+          <w:tcPr>
+            <w:tcW w:w="1600" w:type="dxa"/>
+          </w:tcPr>
+          <w:p>
+            <w:r>
+              <w:lastRenderedPageBreak/>
+              <w:t>High</w:t>
+            </w:r>
+          </w:p>
+        </w:tc>
+      </w:tr>
+      <w:tr>
+        <w:tc>
+          <w:tcPr>
+            <w:tcW w:w="1200" w:type="dxa"/>
+          </w:tcPr>
+          <w:p>
+            <w:r>
+              <w:t>FR-UM-074</w:t>
+            </w:r>
+          </w:p>
+        </w:tc>
+        <w:tc>
+          <w:tcPr>
+            <w:tcW w:w="6260" w:type="dxa"/>
+          </w:tcPr>
+          <w:p>
+            <w:r>
+              <w:t>The system shall terminate a session after ten (10) minutes of no user activity (idle timeout). Re-authentication is then required (OTP for Citizens and Other Department users; face/biometric authentication for DSR Officers — no OTP). This applies especially to shared SRO counter machines where FR-UM-052/FR-UM-053 fix the session post for the whole session.</w:t>
+            </w:r>
+          </w:p>
+        </w:tc>
+        <w:tc>
+          <w:tcPr>
+            <w:tcW w:w="1600" w:type="dxa"/>
+          </w:tcPr>
+          <w:p>
+            <w:r>
+              <w:t>High</w:t>
+            </w:r>
+          </w:p>
+        </w:tc>
+      </w:tr>
+      <w:tr>
+        <w:tc>
+          <w:tcPr>
+            <w:tcW w:w="1200" w:type="dxa"/>
+          </w:tcPr>
+          <w:p>
+            <w:r>
+              <w:t>FR-UM-075</w:t>
+            </w:r>
+          </w:p>
+        </w:tc>
+        <w:tc>
+          <w:tcPr>
+            <w:tcW w:w="6260" w:type="dxa"/>
+          </w:tcPr>
+          <w:p>
+            <w:r>
+              <w:t>The system shall terminate a session after an absolute maximum of four (4) hours from login, even if the user is still active. Re-authentication is required to continue.</w:t>
+            </w:r>
+          </w:p>
+        </w:tc>
+        <w:tc>
+          <w:tcPr>
+            <w:tcW w:w="1600" w:type="dxa"/>
+          </w:tcPr>
+          <w:p>
+            <w:r>
+              <w:t>High</w:t>
+            </w:r>
+          </w:p>
+        </w:tc>
+      </w:tr>
+      <w:tr>
+        <w:tc>
+          <w:tcPr>
+            <w:tcW w:w="1200" w:type="dxa"/>
+          </w:tcPr>
+          <w:p>
+            <w:r>
+              <w:t>FR-UM-076</w:t>
+            </w:r>
+          </w:p>
+        </w:tc>
+        <w:tc>
+          <w:tcPr>
+            <w:tcW w:w="6260" w:type="dxa"/>
+          </w:tcPr>
+          <w:p>
+            <w:r>
+              <w:t>The system shall allow only one active session per Username. A new successful login terminates any prior session for that Username (last-login-wins) and shall notify the prior session on next request that it has ended.</w:t>
+            </w:r>
+          </w:p>
+        </w:tc>
+        <w:tc>
+          <w:tcPr>
+            <w:tcW w:w="1600" w:type="dxa"/>
+          </w:tcPr>
+          <w:p>
+            <w:r>
+              <w:t>High</w:t>
+            </w:r>
+          </w:p>
+        </w:tc>
+      </w:tr>
+      <w:tr>
+        <w:tc>
+          <w:tcPr>
+            <w:tcW w:w="1200" w:type="dxa"/>
+          </w:tcPr>
+          <w:p>
+            <w:r>
+              <w:t>FR-UM-052</w:t>
+            </w:r>
+          </w:p>
+        </w:tc>
+        <w:tc>
+          <w:tcPr>
+            <w:tcW w:w="6260" w:type="dxa"/>
+          </w:tcPr>
+          <w:p>
+            <w:r>
+              <w:t>After successful authentication, if a DSR Officer has more than one active sanctioned-post occupancy, the system shall present a mandatory post-selection step before entering the application. Each option shall be labelled consistently as "Role — Post Name — Office Name (Office Code)" (see FR-UM-053, FR-UM-054). The user shall select exactly one assigned post for the session. If the officer has only one active occupancy, the system shall auto-select that post and skip the selection screen. Login shall complete under that assigned post only — additional charge of a subordinate post (FR-UM-053) shall not be offered during the login flow. Initial Module Function claims on entering the home page shall derive from the selected assigned post via Post–Role mapping only — not from other post occupancies the officer may hold concurrently. When a post maps to multiple roles, claims are the union of Module Functions for those roles of that single selected post (not a union across multiple assigned posts). Other Department and Citizen users are not subject to post selection.</w:t>
+            </w:r>
+          </w:p>
+        </w:tc>
+        <w:tc>
+          <w:tcPr>
+            <w:tcW w:w="1600" w:type="dxa"/>
+          </w:tcPr>
+          <w:p>
+            <w:r>
+              <w:t>High</w:t>
+            </w:r>
+          </w:p>
+        </w:tc>
+      </w:tr>
+      <w:tr>
+        <w:tc>
+          <w:tcPr>
+            <w:tcW w:w="1200" w:type="dxa"/>
+          </w:tcPr>
+          <w:p>
+            <w:r>
+              <w:t>FR-UM-053</w:t>
+            </w:r>
+          </w:p>
+        </w:tc>
+        <w:tc>
+          <w:tcPr>
+            <w:tcW w:w="6260" w:type="dxa"/>
+          </w:tcPr>
+          <w:p>
+            <w:r>
+              <w:t xml:space="preserve">After login — while the DSR Officer remains in the same session and without requiring logout — the system shall allow the officer to take additional charge of a wholly unoccupied subordinate post under the officer's assigned post (the post selected or auto-selected at login under FR-UM-052) at the same Office, using the DSR Officer Hierarchy Master (FR-UM-043). This is temporary in-office additional charge for the session; no Transfer Order, Reporting Order, or other order document is required (distinct from Transfer In under FR-UM-060). Eligibility: for the assigned Post at the same Office, examine each immediate child post in the hierarchy; that child post shall be offered only if it is wholly unoccupied at that Office — the occupied count is zero (FR-UM-066(b)). A post that has any occupant shall not be offered, even where sanctioned strength has not been fully used. Where a child post is unoccupied, the system shall continue one level further under it (cascade while posts remain unoccupied); a post with any occupant shall block cascading beneath it. Example: an SR logged in at SRO Yeshwanthapura; if no FDA is posted there, additional charge as FDA is allowed; if no SDA is posted under that unoccupied FDA, additional charge as FDA or SDA is allowed; if even one FDA is posted, FDA is not offered and SDA beneath it is not reachable. The officer may hold at most one additional charge subordinate post at a time. While additional charge is active, effective Module Function claims shall be derived from the additional charge post via Post–Role mapping only — assigned-post privileges shall not apply (e.g. a Sub-Registrar acting as FDA under additional charge shall not retain Sub-Registrar signing or approval functions until switching back). The officer may switch back to assigned-post context at any time during the session without </w:t>
+            </w:r>
+            <w:r>
+              <w:lastRenderedPageBreak/>
+              <w:t>logout; on switch-back, claims revert to the assigned post. When no additional charge is active, claims derive from the assigned post only. Selection, switch-back, and reversion shall be audit-logged (actor, assigned post, additional charge post or cleared, office, timestamp). The additional-charge picker shall label each option as "Role — Post Name — Office Name (Office Code)" — the same format as FR-UM-052 post selection and FR-UM-054 header display.</w:t>
+            </w:r>
+          </w:p>
+        </w:tc>
+        <w:tc>
+          <w:tcPr>
+            <w:tcW w:w="1600" w:type="dxa"/>
+          </w:tcPr>
+          <w:p>
+            <w:r>
+              <w:lastRenderedPageBreak/>
+              <w:t>High</w:t>
+            </w:r>
+          </w:p>
+        </w:tc>
+      </w:tr>
+      <w:tr>
+        <w:tc>
+          <w:tcPr>
+            <w:tcW w:w="1200" w:type="dxa"/>
+          </w:tcPr>
+          <w:p>
+            <w:r>
+              <w:t>FR-UM-054</w:t>
+            </w:r>
+          </w:p>
+        </w:tc>
+        <w:tc>
+          <w:tcPr>
+            <w:tcW w:w="6260" w:type="dxa"/>
+          </w:tcPr>
+          <w:p>
+            <w:r>
+              <w:t>After login, the home page and/or application header shall display the assigned Post (from FR-UM-052) with its mapped Role(s) and Office details using the format "Role — Post Name — Office Name (Office Code)" for the assigned post. When additional charge is active under FR-UM-053, the header shall show which context is currently driving session privileges — either assigned post only, or additional charge post (with assigned post still shown for reference but not active for access). Example with additional charge active: "Assigned: Sub-Registrar (SR) — Sub-Registrar — SRO Yeshwanthapura (OFF-SRO-YESH) | Active context: Additional charge — FDA (Enforcement) — FDA (Enforcement) — SRO Yeshwanthapura (OFF-SRO-YESH)". The officer may switch between assigned-post context and additional charge, or clear additional charge, from this header or an equivalent in-application control without logging out.</w:t>
+            </w:r>
+          </w:p>
+        </w:tc>
+        <w:tc>
+          <w:tcPr>
+            <w:tcW w:w="1600" w:type="dxa"/>
+          </w:tcPr>
+          <w:p>
+            <w:r>
+              <w:t>High</w:t>
+            </w:r>
+          </w:p>
+        </w:tc>
+      </w:tr>
+      <w:tr>
+        <w:tc>
+          <w:tcPr>
+            <w:tcW w:w="1200" w:type="dxa"/>
+          </w:tcPr>
+          <w:p>
+            <w:r>
+              <w:t>FR-UM-055</w:t>
+            </w:r>
+          </w:p>
+        </w:tc>
+        <w:tc>
+          <w:tcPr>
+            <w:tcW w:w="6260" w:type="dxa"/>
+          </w:tcPr>
+          <w:p>
+            <w:r>
+              <w:t>RETIRED (v4.19) — Previously required five security questions during Citizen self-registration for lost-mobile reset. Security questions are no longer captured or used. Citizen identity proofing at registration and for lost-mobile reset is via mandatory Aadhaar e-KYC (FR-UM-085, FR-UM-056).</w:t>
+            </w:r>
+          </w:p>
+        </w:tc>
+        <w:tc>
+          <w:tcPr>
+            <w:tcW w:w="1600" w:type="dxa"/>
+          </w:tcPr>
+          <w:p>
+            <w:r>
+              <w:t>—</w:t>
+            </w:r>
+          </w:p>
+        </w:tc>
+      </w:tr>
+      <w:tr>
+        <w:tc>
+          <w:tcPr>
+            <w:tcW w:w="1200" w:type="dxa"/>
+          </w:tcPr>
+          <w:p>
+            <w:r>
+              <w:t>FR-UM-056</w:t>
+            </w:r>
+          </w:p>
+        </w:tc>
+        <w:tc>
+          <w:tcPr>
+            <w:tcW w:w="6260" w:type="dxa"/>
+          </w:tcPr>
+          <w:p>
+            <w:r>
+              <w:t>A Public user (Citizen) who has lost access to the registered mobile number shall be able to reset that mobile number before login as follows: the user enters the Username and Captcha; the system performs Aadhaar e-KYC (FR-UM-085) as identity verification; on successful e-KYC the system sends a time-limited, single-use PIN to the registered email address; on correct entry of that PIN the user may enter a new mobile number, which shall itself be verified by an OTP sent to that new number before the change takes effect. Only after the new mobile is verified shall the account's registered mobile be updated and login continue with an OTP to the new mobile. Failed e-KYC and failed PIN entries shall be rate-limited and shall lock the reset flow after a configured number of attempts. The completed change shall be notified to the registered email address and audit-logged. This flow is available only to Public users (Citizens) — see FR-UM-065 for departmental users. No security questions shall be used.</w:t>
+            </w:r>
+          </w:p>
+        </w:tc>
+        <w:tc>
+          <w:tcPr>
+            <w:tcW w:w="1600" w:type="dxa"/>
+          </w:tcPr>
+          <w:p>
+            <w:r>
+              <w:t>High</w:t>
+            </w:r>
+          </w:p>
+        </w:tc>
+      </w:tr>
+      <w:tr>
+        <w:tc>
+          <w:tcPr>
+            <w:tcW w:w="1200" w:type="dxa"/>
+          </w:tcPr>
+          <w:p>
+            <w:r>
+              <w:t>FR-UM-065</w:t>
+            </w:r>
+          </w:p>
+        </w:tc>
+        <w:tc>
+          <w:tcPr>
+            <w:tcW w:w="6260" w:type="dxa"/>
+          </w:tcPr>
+          <w:p>
+            <w:r>
+              <w:t>The lost-mobile reset flow (FR-UM-056) shall not be offered to DSR Officers or Other Department users. After login, a DSR Officer shall be able to change their registered mobile number from their own profile / login session: the new number shall be verified by OTP before the change takes effect, and the change shall be audit-logged (FR-UM-013, FR-UM-086). For Other Department users the registered mobile number shall be changed only by an authorised administrator through the User Management admin console, with a reason recorded and a full audit trail. No pre-login self-service path to change the mobile number, email address, or Username shall exist for DSR Officers or Other Department users.</w:t>
+            </w:r>
+          </w:p>
+        </w:tc>
+        <w:tc>
+          <w:tcPr>
+            <w:tcW w:w="1600" w:type="dxa"/>
+          </w:tcPr>
+          <w:p>
+            <w:r>
+              <w:t>High</w:t>
+            </w:r>
+          </w:p>
+        </w:tc>
+      </w:tr>
+      <w:tr>
+        <w:tc>
+          <w:tcPr>
+            <w:tcW w:w="1200" w:type="dxa"/>
+          </w:tcPr>
+          <w:p>
+            <w:r>
+              <w:t>FR-UM-085</w:t>
+            </w:r>
+          </w:p>
+        </w:tc>
+        <w:tc>
+          <w:tcPr>
+            <w:tcW w:w="6260" w:type="dxa"/>
+          </w:tcPr>
+          <w:p>
+            <w:r>
+              <w:t xml:space="preserve">Aadhaar e-KYC shall be mandatory for Public users (Citizens) during self-registration and must complete successfully before the account is created (FR-UM-001, FR-UM-063). Aadhaar e-KYC shall also be used as the identity verification step in the Citizen lost-mobile reset flow (FR-UM-056). e-KYC shall comply with the Aadhaar Act, 2016 and UIDAI guidelines; Aadhaar </w:t>
+            </w:r>
+            <w:r>
+              <w:lastRenderedPageBreak/>
+              <w:t>number / VID handling, consent, and audit shall follow applicable MeitY / UIDAI norms. Aadhaar e-KYC is not required for DSR Officers or Other Department users at registration.</w:t>
+            </w:r>
+          </w:p>
+        </w:tc>
+        <w:tc>
+          <w:tcPr>
+            <w:tcW w:w="1600" w:type="dxa"/>
+          </w:tcPr>
+          <w:p>
+            <w:r>
+              <w:lastRenderedPageBreak/>
+              <w:t>High</w:t>
+            </w:r>
+          </w:p>
+        </w:tc>
+      </w:tr>
+      <w:tr>
+        <w:tc>
+          <w:tcPr>
+            <w:tcW w:w="1200" w:type="dxa"/>
+          </w:tcPr>
+          <w:p>
+            <w:r>
+              <w:t>FR-UM-086</w:t>
+            </w:r>
+          </w:p>
+        </w:tc>
+        <w:tc>
+          <w:tcPr>
+            <w:tcW w:w="6260" w:type="dxa"/>
+          </w:tcPr>
+          <w:p>
+            <w:r>
+              <w:t>After login, a DSR Officer shall be able to update their registered mobile number from within their authenticated session (profile / account settings) without administrator intervention. The system shall verify the new mobile number by OTP before saving, notify the officer of the change, and write a full audit trail (actor, timestamp, old and new number masked). Official email is out of scope for DSR registration (FR-UM-002); Other Department mobile changes remain administrator-only (FR-UM-065).</w:t>
+            </w:r>
+          </w:p>
+        </w:tc>
+        <w:tc>
+          <w:tcPr>
+            <w:tcW w:w="1600" w:type="dxa"/>
+          </w:tcPr>
+          <w:p>
+            <w:r>
+              <w:t>High</w:t>
+            </w:r>
+          </w:p>
+        </w:tc>
+      </w:tr>
+    </w:tbl>
+    <w:p>
+      <w:r>
+        <w:rPr>
+          <w:i/>
+        </w:rPr>
+        <w:t>See approved process diagram P-02 (Login — all categories) in 4.5.2.1.</w:t>
+      </w:r>
+    </w:p>
+    <w:p>
+      <w:pPr>
+        <w:pStyle w:val="Heading2"/>
+        <w:spacing w:before="280" w:after="140"/>
+      </w:pPr>
+      <w:bookmarkStart w:id="13" w:name="_Toc240038606"/>
+      <w:r>
+        <w:rPr>
+          <w:b/>
+          <w:bCs/>
+          <w:color w:val="1F3864"/>
+          <w:sz w:val="24"/>
+          <w:szCs w:val="24"/>
+        </w:rPr>
+        <w:t>4.3 OTP Login and Account Recovery</w:t>
       </w:r>
       <w:bookmarkEnd w:id="13"/>
     </w:p>
@@ -5730,7 +6527,7 @@
           </w:tcPr>
           <w:p>
             <w:r>
-              <w:t>FR-UM-005</w:t>
+              <w:t>FR-UM-010</w:t>
             </w:r>
           </w:p>
         </w:tc>
@@ -5740,7 +6537,7 @@
           </w:tcPr>
           <w:p>
             <w:r>
-              <w:t>Public users (Citizens) shall authenticate using Username + Captcha + OTP on every login. OTP shall be sent only to the registered mobile number.</w:t>
+              <w:t>The system shall dispatch the login OTP only to the user's registered mobile number (SMS) within 5 seconds of request. The login OTP shall never be sent to email. Email shall be used for exactly two one-time verification purposes: the email verification OTP during Citizen registration (FR-UM-063), and the reset PIN in the Citizen lost-mobile flow (FR-UM-056).</w:t>
             </w:r>
           </w:p>
         </w:tc>
@@ -5762,7 +6559,7 @@
           </w:tcPr>
           <w:p>
             <w:r>
-              <w:t>FR-UM-006</w:t>
+              <w:t>FR-UM-011</w:t>
             </w:r>
           </w:p>
         </w:tc>
@@ -5772,7 +6569,7 @@
           </w:tcPr>
           <w:p>
             <w:r>
-              <w:t>Department users (DSR Officers) shall authenticate using Username (KGID) + Captcha + Face authentication or Biometric authentication on every login. Either face authentication or biometric authentication (e.g. fingerprint) shall satisfy the biometric factor. OTP shall not be required or dispatched for DSR Officer login.</w:t>
+              <w:t>The system shall validate Captcha before OTP dispatch for all user categories.</w:t>
             </w:r>
           </w:p>
         </w:tc>
@@ -5794,7 +6591,7 @@
           </w:tcPr>
           <w:p>
             <w:r>
-              <w:t>FR-UM-007</w:t>
+              <w:t>FR-UM-012</w:t>
             </w:r>
           </w:p>
         </w:tc>
@@ -5804,598 +6601,7 @@
           </w:tcPr>
           <w:p>
             <w:r>
-              <w:t>Other Department users shall authenticate using Username (Department Code concatenated with Employee ID or KGID) + Captcha + OTP on every login. Biometric / face authentication shall not be required or offered for Other Department users. OTP shall be sent only to the registered mobile number.</w:t>
-            </w:r>
-          </w:p>
-        </w:tc>
-        <w:tc>
-          <w:tcPr>
-            <w:tcW w:w="1600" w:type="dxa"/>
-          </w:tcPr>
-          <w:p>
-            <w:r>
-              <w:t>High</w:t>
-            </w:r>
-          </w:p>
-        </w:tc>
-      </w:tr>
-      <w:tr>
-        <w:tc>
-          <w:tcPr>
-            <w:tcW w:w="1200" w:type="dxa"/>
-          </w:tcPr>
-          <w:p>
-            <w:r>
-              <w:t>FR-UM-008</w:t>
-            </w:r>
-          </w:p>
-        </w:tc>
-        <w:tc>
-          <w:tcPr>
-            <w:tcW w:w="6260" w:type="dxa"/>
-          </w:tcPr>
-          <w:p>
-            <w:r>
-              <w:t>The system shall allow users to log out and terminate their active session.</w:t>
-            </w:r>
-          </w:p>
-        </w:tc>
-        <w:tc>
-          <w:tcPr>
-            <w:tcW w:w="1600" w:type="dxa"/>
-          </w:tcPr>
-          <w:p>
-            <w:r>
-              <w:t>High</w:t>
-            </w:r>
-          </w:p>
-        </w:tc>
-      </w:tr>
-      <w:tr>
-        <w:tc>
-          <w:tcPr>
-            <w:tcW w:w="1200" w:type="dxa"/>
-          </w:tcPr>
-          <w:p>
-            <w:r>
-              <w:t>FR-UM-009</w:t>
-            </w:r>
-          </w:p>
-        </w:tc>
-        <w:tc>
-          <w:tcPr>
-            <w:tcW w:w="6260" w:type="dxa"/>
-          </w:tcPr>
-          <w:p>
-            <w:r>
-              <w:t>The system shall not provide password-based login, password reset, or password change for any user category.</w:t>
-            </w:r>
-          </w:p>
-        </w:tc>
-        <w:tc>
-          <w:tcPr>
-            <w:tcW w:w="1600" w:type="dxa"/>
-          </w:tcPr>
-          <w:p>
-            <w:r>
-              <w:t>High</w:t>
-            </w:r>
-          </w:p>
-        </w:tc>
-      </w:tr>
-      <w:tr>
-        <w:tc>
-          <w:tcPr>
-            <w:tcW w:w="1200" w:type="dxa"/>
-          </w:tcPr>
-          <w:p>
-            <w:r>
-              <w:t>FR-UM-069</w:t>
-            </w:r>
-          </w:p>
-        </w:tc>
-        <w:tc>
-          <w:tcPr>
-            <w:tcW w:w="6260" w:type="dxa"/>
-          </w:tcPr>
-          <w:p>
-            <w:r>
-              <w:t>The system shall enforce OTP and PIN validity as follows (IST clock): login OTP is valid for five (5) minutes from dispatch; Citizen registration email OTP, registration mobile OTP (FR-UM-063), and lost-mobile reset PIN (FR-UM-056) are each valid for ten (10) minutes from dispatch. On expiry the code is invalid and the user must request a new one.</w:t>
-            </w:r>
-          </w:p>
-        </w:tc>
-        <w:tc>
-          <w:tcPr>
-            <w:tcW w:w="1600" w:type="dxa"/>
-          </w:tcPr>
-          <w:p>
-            <w:r>
-              <w:t>High</w:t>
-            </w:r>
-          </w:p>
-        </w:tc>
-      </w:tr>
-      <w:tr>
-        <w:tc>
-          <w:tcPr>
-            <w:tcW w:w="1200" w:type="dxa"/>
-          </w:tcPr>
-          <w:p>
-            <w:r>
-              <w:t>FR-UM-070</w:t>
-            </w:r>
-          </w:p>
-        </w:tc>
-        <w:tc>
-          <w:tcPr>
-            <w:tcW w:w="6260" w:type="dxa"/>
-          </w:tcPr>
-          <w:p>
-            <w:r>
-              <w:t>Login OTPs, registration OTPs, and the FR-UM-056 reset PIN shall be six (6) numeric digits.</w:t>
-            </w:r>
-          </w:p>
-        </w:tc>
-        <w:tc>
-          <w:tcPr>
-            <w:tcW w:w="1600" w:type="dxa"/>
-          </w:tcPr>
-          <w:p>
-            <w:r>
-              <w:t>High</w:t>
-            </w:r>
-          </w:p>
-        </w:tc>
-      </w:tr>
-      <w:tr>
-        <w:tc>
-          <w:tcPr>
-            <w:tcW w:w="1200" w:type="dxa"/>
-          </w:tcPr>
-          <w:p>
-            <w:r>
-              <w:t>FR-UM-071</w:t>
-            </w:r>
-          </w:p>
-        </w:tc>
-        <w:tc>
-          <w:tcPr>
-            <w:tcW w:w="6260" w:type="dxa"/>
-          </w:tcPr>
-          <w:p>
-            <w:r>
-              <w:t>The system shall allow a maximum of three (3) incorrect entries per issued OTP or reset PIN. After the third failure that code is invalidated and the user must request a new one.</w:t>
-            </w:r>
-          </w:p>
-        </w:tc>
-        <w:tc>
-          <w:tcPr>
-            <w:tcW w:w="1600" w:type="dxa"/>
-          </w:tcPr>
-          <w:p>
-            <w:r>
-              <w:t>High</w:t>
-            </w:r>
-          </w:p>
-        </w:tc>
-      </w:tr>
-      <w:tr>
-        <w:tc>
-          <w:tcPr>
-            <w:tcW w:w="1200" w:type="dxa"/>
-          </w:tcPr>
-          <w:p>
-            <w:r>
-              <w:t>FR-UM-072</w:t>
-            </w:r>
-          </w:p>
-        </w:tc>
-        <w:tc>
-          <w:tcPr>
-            <w:tcW w:w="6260" w:type="dxa"/>
-          </w:tcPr>
-          <w:p>
-            <w:r>
-              <w:t>The system shall enforce a sixty (60) second cooldown between successive OTP or PIN resend requests to the same user and channel (mobile or email), and a maximum of three (3) resends per channel per fifteen (15) minutes.</w:t>
-            </w:r>
-          </w:p>
-        </w:tc>
-        <w:tc>
-          <w:tcPr>
-            <w:tcW w:w="1600" w:type="dxa"/>
-          </w:tcPr>
-          <w:p>
-            <w:r>
-              <w:t>High</w:t>
-            </w:r>
-          </w:p>
-        </w:tc>
-      </w:tr>
-      <w:tr>
-        <w:tc>
-          <w:tcPr>
-            <w:tcW w:w="1200" w:type="dxa"/>
-          </w:tcPr>
-          <w:p>
-            <w:r>
-              <w:t>FR-UM-073</w:t>
-            </w:r>
-          </w:p>
-        </w:tc>
-        <w:tc>
-          <w:tcPr>
-            <w:tcW w:w="6260" w:type="dxa"/>
-          </w:tcPr>
-          <w:p>
-            <w:r>
-              <w:t xml:space="preserve">After five (5) failed login or OTP verification attempts for a Username (separate from FR-UM-056 lost-mobile reset lockout), the system shall lock that Username for fifteen (15) minutes. Unlock is automatic when the lockout expires, or earlier by an authorised administrator with reason and </w:t>
-            </w:r>
-            <w:r>
-              <w:lastRenderedPageBreak/>
-              <w:t>audit trail. FR-UM-056 reset-flow lockout: five (5) failed question or PIN attempts lock that flow for thirty (30) minutes.</w:t>
-            </w:r>
-          </w:p>
-        </w:tc>
-        <w:tc>
-          <w:tcPr>
-            <w:tcW w:w="1600" w:type="dxa"/>
-          </w:tcPr>
-          <w:p>
-            <w:r>
-              <w:lastRenderedPageBreak/>
-              <w:t>High</w:t>
-            </w:r>
-          </w:p>
-        </w:tc>
-      </w:tr>
-      <w:tr>
-        <w:tc>
-          <w:tcPr>
-            <w:tcW w:w="1200" w:type="dxa"/>
-          </w:tcPr>
-          <w:p>
-            <w:r>
-              <w:t>FR-UM-074</w:t>
-            </w:r>
-          </w:p>
-        </w:tc>
-        <w:tc>
-          <w:tcPr>
-            <w:tcW w:w="6260" w:type="dxa"/>
-          </w:tcPr>
-          <w:p>
-            <w:r>
-              <w:t>The system shall terminate a session after ten (10) minutes of no user activity (idle timeout). Re-authentication is then required (OTP for Citizens and Other Department users; face/biometric authentication for DSR Officers — no OTP). This applies especially to shared SRO counter machines where FR-UM-052/FR-UM-053 fix the session post for the whole session.</w:t>
-            </w:r>
-          </w:p>
-        </w:tc>
-        <w:tc>
-          <w:tcPr>
-            <w:tcW w:w="1600" w:type="dxa"/>
-          </w:tcPr>
-          <w:p>
-            <w:r>
-              <w:t>High</w:t>
-            </w:r>
-          </w:p>
-        </w:tc>
-      </w:tr>
-      <w:tr>
-        <w:tc>
-          <w:tcPr>
-            <w:tcW w:w="1200" w:type="dxa"/>
-          </w:tcPr>
-          <w:p>
-            <w:r>
-              <w:t>FR-UM-075</w:t>
-            </w:r>
-          </w:p>
-        </w:tc>
-        <w:tc>
-          <w:tcPr>
-            <w:tcW w:w="6260" w:type="dxa"/>
-          </w:tcPr>
-          <w:p>
-            <w:r>
-              <w:t>The system shall terminate a session after an absolute maximum of four (4) hours from login, even if the user is still active. Re-authentication is required to continue.</w:t>
-            </w:r>
-          </w:p>
-        </w:tc>
-        <w:tc>
-          <w:tcPr>
-            <w:tcW w:w="1600" w:type="dxa"/>
-          </w:tcPr>
-          <w:p>
-            <w:r>
-              <w:t>High</w:t>
-            </w:r>
-          </w:p>
-        </w:tc>
-      </w:tr>
-      <w:tr>
-        <w:tc>
-          <w:tcPr>
-            <w:tcW w:w="1200" w:type="dxa"/>
-          </w:tcPr>
-          <w:p>
-            <w:r>
-              <w:t>FR-UM-076</w:t>
-            </w:r>
-          </w:p>
-        </w:tc>
-        <w:tc>
-          <w:tcPr>
-            <w:tcW w:w="6260" w:type="dxa"/>
-          </w:tcPr>
-          <w:p>
-            <w:r>
-              <w:t>The system shall allow only one active session per Username. A new successful login terminates any prior session for that Username (last-login-wins) and shall notify the prior session on next request that it has ended.</w:t>
-            </w:r>
-          </w:p>
-        </w:tc>
-        <w:tc>
-          <w:tcPr>
-            <w:tcW w:w="1600" w:type="dxa"/>
-          </w:tcPr>
-          <w:p>
-            <w:r>
-              <w:t>High</w:t>
-            </w:r>
-          </w:p>
-        </w:tc>
-      </w:tr>
-      <w:tr>
-        <w:tc>
-          <w:tcPr>
-            <w:tcW w:w="1200" w:type="dxa"/>
-          </w:tcPr>
-          <w:p>
-            <w:r>
-              <w:t>FR-UM-052</w:t>
-            </w:r>
-          </w:p>
-        </w:tc>
-        <w:tc>
-          <w:tcPr>
-            <w:tcW w:w="6260" w:type="dxa"/>
-          </w:tcPr>
-          <w:p>
-            <w:r>
-              <w:t>After successful authentication, if a DSR Officer has more than one active sanctioned-post occupancy, the system shall present a mandatory post-selection step before entering the application. Each option shall be labelled consistently as "Role — Post Name — Office Name (Office Code)" (see FR-UM-053, FR-UM-054). The user shall select exactly one assigned post for the session. If the officer has only one active occupancy, the system shall auto-select that post and skip the selection screen. Login shall complete under that assigned post only — additional charge of a subordinate post (FR-UM-053) shall not be offered during the login flow. Initial Module Function claims on entering the home page shall derive from the selected assigned post via Post–Role mapping only — not from other post occupancies the officer may hold concurrently. When a post maps to multiple roles, claims are the union of Module Functions for those roles of that single selected post (not a union across multiple assigned posts). Other Department and Citizen users are not subject to post selection.</w:t>
-            </w:r>
-          </w:p>
-        </w:tc>
-        <w:tc>
-          <w:tcPr>
-            <w:tcW w:w="1600" w:type="dxa"/>
-          </w:tcPr>
-          <w:p>
-            <w:r>
-              <w:t>High</w:t>
-            </w:r>
-          </w:p>
-        </w:tc>
-      </w:tr>
-      <w:tr>
-        <w:tc>
-          <w:tcPr>
-            <w:tcW w:w="1200" w:type="dxa"/>
-          </w:tcPr>
-          <w:p>
-            <w:r>
-              <w:t>FR-UM-053</w:t>
-            </w:r>
-          </w:p>
-        </w:tc>
-        <w:tc>
-          <w:tcPr>
-            <w:tcW w:w="6260" w:type="dxa"/>
-          </w:tcPr>
-          <w:p>
-            <w:r>
-              <w:t xml:space="preserve">After login — while the DSR Officer remains in the same session and without requiring logout — the system shall allow the officer to take additional charge of a wholly unoccupied subordinate post under the officer's assigned post (the post selected or auto-selected at login under FR-UM-052) at the same Office, using the DSR Officer Hierarchy Master (FR-UM-043). This is temporary in-office additional charge for the session; no Transfer Order, Reporting Order, or other order document is required (distinct from Transfer In under FR-UM-060). Eligibility: for the assigned Post at the same Office, examine each immediate child post in the hierarchy; that child post shall be offered only if it is wholly unoccupied at that Office — the occupied count is zero (FR-UM-066(b)). A post that has any occupant shall not be offered, even where sanctioned strength has not been fully used. Where a child post is unoccupied, the system shall continue one level further under it (cascade while posts remain unoccupied); a post with any occupant shall block cascading beneath it. Example: an SR logged in at SRO Yeshwanthapura; if no FDA is posted there, additional charge as FDA is allowed; if no SDA is posted under that unoccupied FDA, additional charge as FDA or SDA is allowed; if even one FDA is posted, FDA is not offered and SDA beneath it is not reachable. The officer may hold at most one additional charge subordinate post at a time. While additional charge is active, effective Module Function claims shall be derived from the additional charge post via Post–Role mapping only — assigned-post privileges shall not apply (e.g. a Sub-Registrar acting as FDA under additional charge shall not retain Sub-Registrar signing or approval functions until switching back). The officer may switch back to assigned-post context at any time during the session without </w:t>
-            </w:r>
-            <w:r>
-              <w:lastRenderedPageBreak/>
-              <w:t>logout; on switch-back, claims revert to the assigned post. When no additional charge is active, claims derive from the assigned post only. Selection, switch-back, and reversion shall be audit-logged (actor, assigned post, additional charge post or cleared, office, timestamp). The additional-charge picker shall label each option as "Role — Post Name — Office Name (Office Code)" — the same format as FR-UM-052 post selection and FR-UM-054 header display.</w:t>
-            </w:r>
-          </w:p>
-        </w:tc>
-        <w:tc>
-          <w:tcPr>
-            <w:tcW w:w="1600" w:type="dxa"/>
-          </w:tcPr>
-          <w:p>
-            <w:r>
-              <w:lastRenderedPageBreak/>
-              <w:t>High</w:t>
-            </w:r>
-          </w:p>
-        </w:tc>
-      </w:tr>
-      <w:tr>
-        <w:tc>
-          <w:tcPr>
-            <w:tcW w:w="1200" w:type="dxa"/>
-          </w:tcPr>
-          <w:p>
-            <w:r>
-              <w:t>FR-UM-054</w:t>
-            </w:r>
-          </w:p>
-        </w:tc>
-        <w:tc>
-          <w:tcPr>
-            <w:tcW w:w="6260" w:type="dxa"/>
-          </w:tcPr>
-          <w:p>
-            <w:r>
-              <w:t>After login, the home page and/or application header shall display the assigned Post (from FR-UM-052) with its mapped Role(s) and Office details using the format "Role — Post Name — Office Name (Office Code)" for the assigned post. When additional charge is active under FR-UM-053, the header shall show which context is currently driving session privileges — either assigned post only, or additional charge post (with assigned post still shown for reference but not active for access). Example with additional charge active: "Assigned: Sub-Registrar (SR) — Sub-Registrar — SRO Yeshwanthapura (OFF-SRO-YESH) | Active context: Additional charge — FDA (Enforcement) — FDA (Enforcement) — SRO Yeshwanthapura (OFF-SRO-YESH)". The officer may switch between assigned-post context and additional charge, or clear additional charge, from this header or an equivalent in-application control without logging out.</w:t>
-            </w:r>
-          </w:p>
-        </w:tc>
-        <w:tc>
-          <w:tcPr>
-            <w:tcW w:w="1600" w:type="dxa"/>
-          </w:tcPr>
-          <w:p>
-            <w:r>
-              <w:t>High</w:t>
-            </w:r>
-          </w:p>
-        </w:tc>
-      </w:tr>
-      <w:tr>
-        <w:tc>
-          <w:tcPr>
-            <w:tcW w:w="1200" w:type="dxa"/>
-          </w:tcPr>
-          <w:p>
-            <w:r>
-              <w:t>FR-UM-055</w:t>
-            </w:r>
-          </w:p>
-        </w:tc>
-        <w:tc>
-          <w:tcPr>
-            <w:tcW w:w="6260" w:type="dxa"/>
-          </w:tcPr>
-          <w:p>
-            <w:r>
-              <w:t>RETIRED (v4.19) — Previously required five security questions during Citizen self-registration for lost-mobile reset. Security questions are no longer captured or used. Citizen identity proofing at registration and for lost-mobile reset is via mandatory Aadhaar e-KYC (FR-UM-085, FR-UM-056).</w:t>
-            </w:r>
-          </w:p>
-        </w:tc>
-        <w:tc>
-          <w:tcPr>
-            <w:tcW w:w="1600" w:type="dxa"/>
-          </w:tcPr>
-          <w:p>
-            <w:r>
-              <w:t>—</w:t>
-            </w:r>
-          </w:p>
-        </w:tc>
-      </w:tr>
-      <w:tr>
-        <w:tc>
-          <w:tcPr>
-            <w:tcW w:w="1200" w:type="dxa"/>
-          </w:tcPr>
-          <w:p>
-            <w:r>
-              <w:t>FR-UM-056</w:t>
-            </w:r>
-          </w:p>
-        </w:tc>
-        <w:tc>
-          <w:tcPr>
-            <w:tcW w:w="6260" w:type="dxa"/>
-          </w:tcPr>
-          <w:p>
-            <w:r>
-              <w:t>A Public user (Citizen) who has lost access to the registered mobile number shall be able to reset that mobile number before login as follows: the user enters the Username and Captcha; the system performs Aadhaar e-KYC (FR-UM-085) as identity verification; on successful e-KYC the system sends a time-limited, single-use PIN to the registered email address; on correct entry of that PIN the user may enter a new mobile number, which shall itself be verified by an OTP sent to that new number before the change takes effect. Only after the new mobile is verified shall the account's registered mobile be updated and login continue with an OTP to the new mobile. Failed e-KYC and failed PIN entries shall be rate-limited and shall lock the reset flow after a configured number of attempts. The completed change shall be notified to the registered email address and audit-logged. This flow is available only to Public users (Citizens) — see FR-UM-065 for departmental users. No security questions shall be used.</w:t>
-            </w:r>
-          </w:p>
-        </w:tc>
-        <w:tc>
-          <w:tcPr>
-            <w:tcW w:w="1600" w:type="dxa"/>
-          </w:tcPr>
-          <w:p>
-            <w:r>
-              <w:t>High</w:t>
-            </w:r>
-          </w:p>
-        </w:tc>
-      </w:tr>
-      <w:tr>
-        <w:tc>
-          <w:tcPr>
-            <w:tcW w:w="1200" w:type="dxa"/>
-          </w:tcPr>
-          <w:p>
-            <w:r>
-              <w:t>FR-UM-065</w:t>
-            </w:r>
-          </w:p>
-        </w:tc>
-        <w:tc>
-          <w:tcPr>
-            <w:tcW w:w="6260" w:type="dxa"/>
-          </w:tcPr>
-          <w:p>
-            <w:r>
-              <w:t>The lost-mobile reset flow (FR-UM-056) shall not be offered to DSR Officers or Other Department users. After login, a DSR Officer shall be able to change their registered mobile number from their own profile / login session: the new number shall be verified by OTP before the change takes effect, and the change shall be audit-logged (FR-UM-013, FR-UM-086). For Other Department users the registered mobile number shall be changed only by an authorised administrator through the User Management admin console, with a reason recorded and a full audit trail. No pre-login self-service path to change the mobile number, email address, or Username shall exist for DSR Officers or Other Department users.</w:t>
-            </w:r>
-          </w:p>
-        </w:tc>
-        <w:tc>
-          <w:tcPr>
-            <w:tcW w:w="1600" w:type="dxa"/>
-          </w:tcPr>
-          <w:p>
-            <w:r>
-              <w:t>High</w:t>
-            </w:r>
-          </w:p>
-        </w:tc>
-      </w:tr>
-      <w:tr>
-        <w:tc>
-          <w:tcPr>
-            <w:tcW w:w="1200" w:type="dxa"/>
-          </w:tcPr>
-          <w:p>
-            <w:r>
-              <w:t>FR-UM-085</w:t>
-            </w:r>
-          </w:p>
-        </w:tc>
-        <w:tc>
-          <w:tcPr>
-            <w:tcW w:w="6260" w:type="dxa"/>
-          </w:tcPr>
-          <w:p>
-            <w:r>
-              <w:t xml:space="preserve">Aadhaar e-KYC shall be mandatory for Public users (Citizens) during self-registration and must complete successfully before the account is created (FR-UM-001, FR-UM-063). Aadhaar e-KYC shall also be used as the identity verification step in the Citizen lost-mobile reset flow (FR-UM-056). e-KYC shall comply with the Aadhaar Act, 2016 and UIDAI guidelines; Aadhaar </w:t>
-            </w:r>
-            <w:r>
-              <w:lastRenderedPageBreak/>
-              <w:t>number / VID handling, consent, and audit shall follow applicable MeitY / UIDAI norms. Aadhaar e-KYC is not required for DSR Officers or Other Department users at registration.</w:t>
-            </w:r>
-          </w:p>
-        </w:tc>
-        <w:tc>
-          <w:tcPr>
-            <w:tcW w:w="1600" w:type="dxa"/>
-          </w:tcPr>
-          <w:p>
-            <w:r>
-              <w:lastRenderedPageBreak/>
-              <w:t>High</w:t>
-            </w:r>
-          </w:p>
-        </w:tc>
-      </w:tr>
-      <w:tr>
-        <w:tc>
-          <w:tcPr>
-            <w:tcW w:w="1200" w:type="dxa"/>
-          </w:tcPr>
-          <w:p>
-            <w:r>
-              <w:t>FR-UM-086</w:t>
-            </w:r>
-          </w:p>
-        </w:tc>
-        <w:tc>
-          <w:tcPr>
-            <w:tcW w:w="6260" w:type="dxa"/>
-          </w:tcPr>
-          <w:p>
-            <w:r>
-              <w:t>After login, a DSR Officer shall be able to update their registered mobile number from within their authenticated session (profile / account settings) without administrator intervention. The system shall verify the new mobile number by OTP before saving, notify the officer of the change, and write a full audit trail (actor, timestamp, old and new number masked). Official email is out of scope for DSR registration (FR-UM-002); Other Department mobile changes remain administrator-only (FR-UM-065).</w:t>
+              <w:t>Lost-mobile recovery is available only to Public users (Citizens) and shall follow FR-UM-056 (three random security questions of five, plus a PIN to the registered email, plus OTP verification of the new mobile). DSR Officers and Other Department users have no self-service recovery path; their mobile number is changed by an authorised administrator only (FR-UM-065). The system shall not provide password reset. The login OTP remains mobile-only in all cases.</w:t>
             </w:r>
           </w:p>
         </w:tc>
@@ -6416,7 +6622,7 @@
         <w:rPr>
           <w:i/>
         </w:rPr>
-        <w:t>See approved process diagram P-02 (Login — all categories) in 4.5.2.1.</w:t>
+        <w:t>See approved process diagram P-03 (Citizen lost-mobile reset) in 4.5.2.2.</w:t>
       </w:r>
     </w:p>
     <w:p>
@@ -6424,7 +6630,7 @@
         <w:pStyle w:val="Heading2"/>
         <w:spacing w:before="280" w:after="140"/>
       </w:pPr>
-      <w:bookmarkStart w:id="14" w:name="_Toc240038606"/>
+      <w:bookmarkStart w:id="14" w:name="_Toc240038607"/>
       <w:r>
         <w:rPr>
           <w:b/>
@@ -6433,7 +6639,7 @@
           <w:sz w:val="24"/>
           <w:szCs w:val="24"/>
         </w:rPr>
-        <w:t>4.3 OTP Login and Account Recovery</w:t>
+        <w:t>4.4 User Profile Management</w:t>
       </w:r>
       <w:bookmarkEnd w:id="14"/>
     </w:p>
@@ -6534,7 +6740,7 @@
           </w:tcPr>
           <w:p>
             <w:r>
-              <w:t>FR-UM-010</w:t>
+              <w:t>FR-UM-013</w:t>
             </w:r>
           </w:p>
         </w:tc>
@@ -6544,7 +6750,7 @@
           </w:tcPr>
           <w:p>
             <w:r>
-              <w:t>The system shall dispatch the login OTP only to the user's registered mobile number (SMS) within 5 seconds of request. The login OTP shall never be sent to email. Email shall be used for exactly two one-time verification purposes: the email verification OTP during Citizen registration (FR-UM-063), and the reset PIN in the Citizen lost-mobile flow (FR-UM-056).</w:t>
+              <w:t>The system shall allow users to view and update their profile information after login. The Username shall be displayed read-only and shall not be user-editable (FR-UM-062). Public users (Citizens) may update their mobile number after login, verified by an OTP to the new number, and may update their email address, verified by an OTP to the new address. DSR Officers may update their mobile number after login under FR-UM-086 (OTP-verified). For Other Department users, mobile number and official email ID are maintained by an authorised administrator only (FR-UM-065). All such changes shall be audit-logged and notified to the user. Security questions are not part of the profile (FR-UM-055 retired).</w:t>
             </w:r>
           </w:p>
         </w:tc>
@@ -6566,7 +6772,7 @@
           </w:tcPr>
           <w:p>
             <w:r>
-              <w:t>FR-UM-011</w:t>
+              <w:t>FR-UM-014</w:t>
             </w:r>
           </w:p>
         </w:tc>
@@ -6576,7 +6782,7 @@
           </w:tcPr>
           <w:p>
             <w:r>
-              <w:t>The system shall validate Captcha before OTP dispatch for all user categories.</w:t>
+              <w:t>The system shall allow users to upload and update a profile photo where applicable.</w:t>
             </w:r>
           </w:p>
         </w:tc>
@@ -6586,7 +6792,7 @@
           </w:tcPr>
           <w:p>
             <w:r>
-              <w:t>High</w:t>
+              <w:t>Medium</w:t>
             </w:r>
           </w:p>
         </w:tc>
@@ -6598,7 +6804,7 @@
           </w:tcPr>
           <w:p>
             <w:r>
-              <w:t>FR-UM-012</w:t>
+              <w:t>FR-UM-015</w:t>
             </w:r>
           </w:p>
         </w:tc>
@@ -6608,7 +6814,7 @@
           </w:tcPr>
           <w:p>
             <w:r>
-              <w:t>Lost-mobile recovery is available only to Public users (Citizens) and shall follow FR-UM-056 (three random security questions of five, plus a PIN to the registered email, plus OTP verification of the new mobile). DSR Officers and Other Department users have no self-service recovery path; their mobile number is changed by an authorised administrator only (FR-UM-065). The system shall not provide password reset. The login OTP remains mobile-only in all cases.</w:t>
+              <w:t>RETIRED (v4.5) — Previously required administrators to deactivate user accounts with reason and audit trail. Superseded by FR-UM-020, which shall require a deactivation reason and audit trail. Number retained for traceability; do not implement separately.</w:t>
             </w:r>
           </w:p>
         </w:tc>
@@ -6618,7 +6824,7 @@
           </w:tcPr>
           <w:p>
             <w:r>
-              <w:t>High</w:t>
+              <w:t>—</w:t>
             </w:r>
           </w:p>
         </w:tc>
@@ -6629,7 +6835,7 @@
         <w:rPr>
           <w:i/>
         </w:rPr>
-        <w:t>See approved process diagram P-03 (Citizen lost-mobile reset) in 4.5.2.2.</w:t>
+        <w:t>See approved process diagram P-04 (mobile change — DSR self-service / Other Department administrator) in 4.5.2.3.</w:t>
       </w:r>
     </w:p>
     <w:p>
@@ -6637,7 +6843,7 @@
         <w:pStyle w:val="Heading2"/>
         <w:spacing w:before="280" w:after="140"/>
       </w:pPr>
-      <w:bookmarkStart w:id="15" w:name="_Toc240038607"/>
+      <w:bookmarkStart w:id="15" w:name="_Toc240038608"/>
       <w:r>
         <w:rPr>
           <w:b/>
@@ -6646,7 +6852,8 @@
           <w:sz w:val="24"/>
           <w:szCs w:val="24"/>
         </w:rPr>
-        <w:t>4.4 User Profile Management</w:t>
+        <w:lastRenderedPageBreak/>
+        <w:t>4.5 Role-Based Access Control (RBAC)</w:t>
       </w:r>
       <w:bookmarkEnd w:id="15"/>
     </w:p>
@@ -6747,220 +6954,6 @@
           </w:tcPr>
           <w:p>
             <w:r>
-              <w:t>FR-UM-013</w:t>
-            </w:r>
-          </w:p>
-        </w:tc>
-        <w:tc>
-          <w:tcPr>
-            <w:tcW w:w="6260" w:type="dxa"/>
-          </w:tcPr>
-          <w:p>
-            <w:r>
-              <w:t>The system shall allow users to view and update their profile information after login. The Username shall be displayed read-only and shall not be user-editable (FR-UM-062). Public users (Citizens) may update their mobile number after login, verified by an OTP to the new number, and may update their email address, verified by an OTP to the new address. DSR Officers may update their mobile number after login under FR-UM-086 (OTP-verified). For Other Department users, mobile number and official email ID are maintained by an authorised administrator only (FR-UM-065). All such changes shall be audit-logged and notified to the user. Security questions are not part of the profile (FR-UM-055 retired).</w:t>
-            </w:r>
-          </w:p>
-        </w:tc>
-        <w:tc>
-          <w:tcPr>
-            <w:tcW w:w="1600" w:type="dxa"/>
-          </w:tcPr>
-          <w:p>
-            <w:r>
-              <w:t>High</w:t>
-            </w:r>
-          </w:p>
-        </w:tc>
-      </w:tr>
-      <w:tr>
-        <w:tc>
-          <w:tcPr>
-            <w:tcW w:w="1200" w:type="dxa"/>
-          </w:tcPr>
-          <w:p>
-            <w:r>
-              <w:t>FR-UM-014</w:t>
-            </w:r>
-          </w:p>
-        </w:tc>
-        <w:tc>
-          <w:tcPr>
-            <w:tcW w:w="6260" w:type="dxa"/>
-          </w:tcPr>
-          <w:p>
-            <w:r>
-              <w:t>The system shall allow users to upload and update a profile photo where applicable.</w:t>
-            </w:r>
-          </w:p>
-        </w:tc>
-        <w:tc>
-          <w:tcPr>
-            <w:tcW w:w="1600" w:type="dxa"/>
-          </w:tcPr>
-          <w:p>
-            <w:r>
-              <w:t>Medium</w:t>
-            </w:r>
-          </w:p>
-        </w:tc>
-      </w:tr>
-      <w:tr>
-        <w:tc>
-          <w:tcPr>
-            <w:tcW w:w="1200" w:type="dxa"/>
-          </w:tcPr>
-          <w:p>
-            <w:r>
-              <w:t>FR-UM-015</w:t>
-            </w:r>
-          </w:p>
-        </w:tc>
-        <w:tc>
-          <w:tcPr>
-            <w:tcW w:w="6260" w:type="dxa"/>
-          </w:tcPr>
-          <w:p>
-            <w:r>
-              <w:t>RETIRED (v4.5) — Previously required administrators to deactivate user accounts with reason and audit trail. Superseded by FR-UM-020, which shall require a deactivation reason and audit trail. Number retained for traceability; do not implement separately.</w:t>
-            </w:r>
-          </w:p>
-        </w:tc>
-        <w:tc>
-          <w:tcPr>
-            <w:tcW w:w="1600" w:type="dxa"/>
-          </w:tcPr>
-          <w:p>
-            <w:r>
-              <w:t>—</w:t>
-            </w:r>
-          </w:p>
-        </w:tc>
-      </w:tr>
-    </w:tbl>
-    <w:p>
-      <w:r>
-        <w:rPr>
-          <w:i/>
-        </w:rPr>
-        <w:t>See approved process diagram P-04 (mobile change — DSR self-service / Other Department administrator) in 4.5.2.3.</w:t>
-      </w:r>
-    </w:p>
-    <w:p>
-      <w:pPr>
-        <w:pStyle w:val="Heading2"/>
-        <w:spacing w:before="280" w:after="140"/>
-      </w:pPr>
-      <w:bookmarkStart w:id="16" w:name="_Toc240038608"/>
-      <w:r>
-        <w:rPr>
-          <w:b/>
-          <w:bCs/>
-          <w:color w:val="1F3864"/>
-          <w:sz w:val="24"/>
-          <w:szCs w:val="24"/>
-        </w:rPr>
-        <w:lastRenderedPageBreak/>
-        <w:t>4.5 Role-Based Access Control (RBAC)</w:t>
-      </w:r>
-      <w:bookmarkEnd w:id="16"/>
-    </w:p>
-    <w:tbl>
-      <w:tblPr>
-        <w:tblW w:w="9060" w:type="dxa"/>
-        <w:tblBorders>
-          <w:top w:val="single" w:sz="4" w:space="0" w:color="auto"/>
-          <w:left w:val="single" w:sz="4" w:space="0" w:color="auto"/>
-          <w:bottom w:val="single" w:sz="4" w:space="0" w:color="auto"/>
-          <w:right w:val="single" w:sz="4" w:space="0" w:color="auto"/>
-          <w:insideH w:val="single" w:sz="4" w:space="0" w:color="auto"/>
-          <w:insideV w:val="single" w:sz="4" w:space="0" w:color="auto"/>
-        </w:tblBorders>
-        <w:tblCellMar>
-          <w:left w:w="10" w:type="dxa"/>
-          <w:right w:w="10" w:type="dxa"/>
-        </w:tblCellMar>
-        <w:tblLook w:val="04A0" w:firstRow="1" w:lastRow="0" w:firstColumn="1" w:lastColumn="0" w:noHBand="0" w:noVBand="1"/>
-      </w:tblPr>
-      <w:tblGrid>
-        <w:gridCol w:w="1200"/>
-        <w:gridCol w:w="6260"/>
-        <w:gridCol w:w="1600"/>
-      </w:tblGrid>
-      <w:tr>
-        <w:trPr>
-          <w:tblHeader/>
-        </w:trPr>
-        <w:tc>
-          <w:tcPr>
-            <w:tcW w:w="1200" w:type="dxa"/>
-            <w:shd w:val="clear" w:color="auto" w:fill="D9E2F3"/>
-            <w:tcMar>
-              <w:top w:w="80" w:type="dxa"/>
-              <w:left w:w="100" w:type="dxa"/>
-              <w:bottom w:w="80" w:type="dxa"/>
-              <w:right w:w="100" w:type="dxa"/>
-            </w:tcMar>
-            <w:vAlign w:val="center"/>
-          </w:tcPr>
-          <w:p>
-            <w:r>
-              <w:rPr>
-                <w:b/>
-              </w:rPr>
-              <w:t>Req ID</w:t>
-            </w:r>
-          </w:p>
-        </w:tc>
-        <w:tc>
-          <w:tcPr>
-            <w:tcW w:w="6260" w:type="dxa"/>
-            <w:shd w:val="clear" w:color="auto" w:fill="D9E2F3"/>
-            <w:tcMar>
-              <w:top w:w="80" w:type="dxa"/>
-              <w:left w:w="100" w:type="dxa"/>
-              <w:bottom w:w="80" w:type="dxa"/>
-              <w:right w:w="100" w:type="dxa"/>
-            </w:tcMar>
-            <w:vAlign w:val="center"/>
-          </w:tcPr>
-          <w:p>
-            <w:r>
-              <w:rPr>
-                <w:b/>
-              </w:rPr>
-              <w:t>Requirement</w:t>
-            </w:r>
-          </w:p>
-        </w:tc>
-        <w:tc>
-          <w:tcPr>
-            <w:tcW w:w="1600" w:type="dxa"/>
-            <w:shd w:val="clear" w:color="auto" w:fill="D9E2F3"/>
-            <w:tcMar>
-              <w:top w:w="80" w:type="dxa"/>
-              <w:left w:w="100" w:type="dxa"/>
-              <w:bottom w:w="80" w:type="dxa"/>
-              <w:right w:w="100" w:type="dxa"/>
-            </w:tcMar>
-            <w:vAlign w:val="center"/>
-          </w:tcPr>
-          <w:p>
-            <w:r>
-              <w:rPr>
-                <w:b/>
-              </w:rPr>
-              <w:t>Priority</w:t>
-            </w:r>
-          </w:p>
-        </w:tc>
-      </w:tr>
-      <w:tr>
-        <w:tc>
-          <w:tcPr>
-            <w:tcW w:w="1200" w:type="dxa"/>
-          </w:tcPr>
-          <w:p>
-            <w:r>
               <w:t>FR-UM-016</w:t>
             </w:r>
           </w:p>
@@ -8550,11 +8543,11 @@
       <w:pPr>
         <w:pStyle w:val="Heading3"/>
       </w:pPr>
-      <w:bookmarkStart w:id="17" w:name="_Toc240038609"/>
+      <w:bookmarkStart w:id="16" w:name="_Toc240038609"/>
       <w:r>
         <w:t>4.5.1 Unified Role Master and User Master</w:t>
       </w:r>
-      <w:bookmarkEnd w:id="17"/>
+      <w:bookmarkEnd w:id="16"/>
     </w:p>
     <w:p>
       <w:r>
@@ -9441,11 +9434,11 @@
       <w:pPr>
         <w:pStyle w:val="Heading3"/>
       </w:pPr>
-      <w:bookmarkStart w:id="18" w:name="_Toc240038610"/>
+      <w:bookmarkStart w:id="17" w:name="_Toc240038610"/>
       <w:r>
         <w:t>4.5.2 User Categories and Authentication</w:t>
       </w:r>
-      <w:bookmarkEnd w:id="18"/>
+      <w:bookmarkEnd w:id="17"/>
     </w:p>
     <w:p>
       <w:r>
@@ -12698,6 +12691,7 @@
         <w:pStyle w:val="Heading4"/>
       </w:pPr>
       <w:r>
+        <w:lastRenderedPageBreak/>
         <w:t>4.5.2.6 Assigned Post and Additional Charge Display (FR-UM-054)</w:t>
       </w:r>
     </w:p>
@@ -12710,11 +12704,11 @@
       <w:pPr>
         <w:pStyle w:val="Heading3"/>
       </w:pPr>
-      <w:bookmarkStart w:id="19" w:name="_Toc240038611"/>
+      <w:bookmarkStart w:id="18" w:name="_Toc240038611"/>
       <w:r>
         <w:t>4.5.3 Posts Master, Post–Role Mapping, and Sanctioned Posts</w:t>
       </w:r>
-      <w:bookmarkEnd w:id="19"/>
+      <w:bookmarkEnd w:id="18"/>
     </w:p>
     <w:p>
       <w:r>
@@ -19063,11 +19057,11 @@
       <w:pPr>
         <w:pStyle w:val="Heading3"/>
       </w:pPr>
-      <w:bookmarkStart w:id="20" w:name="_Toc240038612"/>
+      <w:bookmarkStart w:id="19" w:name="_Toc240038612"/>
       <w:r>
         <w:t>4.5.4 Role Master — Seed Roles by Role Category</w:t>
       </w:r>
-      <w:bookmarkEnd w:id="20"/>
+      <w:bookmarkEnd w:id="19"/>
     </w:p>
     <w:p>
       <w:r>
@@ -21004,11 +20998,11 @@
       <w:pPr>
         <w:pStyle w:val="Heading3"/>
       </w:pPr>
-      <w:bookmarkStart w:id="21" w:name="_Toc240038613"/>
+      <w:bookmarkStart w:id="20" w:name="_Toc240038613"/>
       <w:r>
         <w:t>4.5.5 DSR Officer Post Assignment</w:t>
       </w:r>
-      <w:bookmarkEnd w:id="21"/>
+      <w:bookmarkEnd w:id="20"/>
     </w:p>
     <w:p>
       <w:r>
@@ -21269,11 +21263,11 @@
       <w:pPr>
         <w:pStyle w:val="Heading3"/>
       </w:pPr>
-      <w:bookmarkStart w:id="22" w:name="_Toc240038614"/>
+      <w:bookmarkStart w:id="21" w:name="_Toc240038614"/>
       <w:r>
         <w:t>4.5.6 Module, Function, Resource Masters and Access Enforcement</w:t>
       </w:r>
-      <w:bookmarkEnd w:id="22"/>
+      <w:bookmarkEnd w:id="21"/>
     </w:p>
     <w:p>
       <w:r>
@@ -25810,11 +25804,11 @@
       <w:pPr>
         <w:pStyle w:val="Heading3"/>
       </w:pPr>
-      <w:bookmarkStart w:id="23" w:name="_Toc240038615"/>
+      <w:bookmarkStart w:id="22" w:name="_Toc240038615"/>
       <w:r>
         <w:t>4.5.7 DSR Officer Hierarchy Master</w:t>
       </w:r>
-      <w:bookmarkEnd w:id="23"/>
+      <w:bookmarkEnd w:id="22"/>
     </w:p>
     <w:p>
       <w:r>
@@ -28724,11 +28718,11 @@
       <w:pPr>
         <w:pStyle w:val="Heading3"/>
       </w:pPr>
-      <w:bookmarkStart w:id="24" w:name="_Toc240038616"/>
+      <w:bookmarkStart w:id="23" w:name="_Toc240038616"/>
       <w:r>
         <w:t>4.5.8 Office Hierarchy Master</w:t>
       </w:r>
-      <w:bookmarkEnd w:id="24"/>
+      <w:bookmarkEnd w:id="23"/>
     </w:p>
     <w:p>
       <w:r>
@@ -29515,11 +29509,11 @@
       <w:pPr>
         <w:pStyle w:val="Heading2"/>
       </w:pPr>
-      <w:bookmarkStart w:id="25" w:name="_Toc240038617"/>
+      <w:bookmarkStart w:id="24" w:name="_Toc240038617"/>
       <w:r>
         <w:t>4.6 Administrative User Creation and Role Assignment Workflow</w:t>
       </w:r>
-      <w:bookmarkEnd w:id="25"/>
+      <w:bookmarkEnd w:id="24"/>
     </w:p>
     <w:p>
       <w:r>
@@ -29530,11 +29524,11 @@
       <w:pPr>
         <w:pStyle w:val="Heading3"/>
       </w:pPr>
-      <w:bookmarkStart w:id="26" w:name="_Toc240038618"/>
+      <w:bookmarkStart w:id="25" w:name="_Toc240038618"/>
       <w:r>
         <w:t>4.6.1 DSR Officer User Creation with Post Assignment</w:t>
       </w:r>
-      <w:bookmarkEnd w:id="26"/>
+      <w:bookmarkEnd w:id="25"/>
     </w:p>
     <w:p/>
     <w:p>
@@ -30165,11 +30159,11 @@
       <w:pPr>
         <w:pStyle w:val="Heading3"/>
       </w:pPr>
-      <w:bookmarkStart w:id="27" w:name="_Toc240038619"/>
+      <w:bookmarkStart w:id="26" w:name="_Toc240038619"/>
       <w:r>
         <w:t>4.6.2 Other Department User Creation with Role Assignment</w:t>
       </w:r>
-      <w:bookmarkEnd w:id="27"/>
+      <w:bookmarkEnd w:id="26"/>
     </w:p>
     <w:p>
       <w:r>
@@ -30843,11 +30837,11 @@
       <w:pPr>
         <w:pStyle w:val="Heading3"/>
       </w:pPr>
-      <w:bookmarkStart w:id="28" w:name="_Toc240038620"/>
+      <w:bookmarkStart w:id="27" w:name="_Toc240038620"/>
       <w:r>
         <w:t>4.6.3 Transfer Out / Relieving Process (DSR Officers)</w:t>
       </w:r>
-      <w:bookmarkEnd w:id="28"/>
+      <w:bookmarkEnd w:id="27"/>
     </w:p>
     <w:p>
       <w:r>
@@ -31668,11 +31662,11 @@
       <w:pPr>
         <w:pStyle w:val="Heading3"/>
       </w:pPr>
-      <w:bookmarkStart w:id="29" w:name="_Toc240038621"/>
+      <w:bookmarkStart w:id="28" w:name="_Toc240038621"/>
       <w:r>
         <w:t>4.6.4 Transfer In Process (DSR Officers)</w:t>
       </w:r>
-      <w:bookmarkEnd w:id="29"/>
+      <w:bookmarkEnd w:id="28"/>
     </w:p>
     <w:p>
       <w:r>
@@ -32324,11 +32318,11 @@
       <w:pPr>
         <w:pStyle w:val="Heading3"/>
       </w:pPr>
-      <w:bookmarkStart w:id="30" w:name="_Toc240038622"/>
+      <w:bookmarkStart w:id="29" w:name="_Toc240038622"/>
       <w:r>
         <w:t>4.6.5 Occupancy refresh job (after midnight)</w:t>
       </w:r>
-      <w:bookmarkEnd w:id="30"/>
+      <w:bookmarkEnd w:id="29"/>
     </w:p>
     <w:p>
       <w:r>
@@ -32813,11 +32807,11 @@
       <w:pPr>
         <w:pStyle w:val="Heading3"/>
       </w:pPr>
-      <w:bookmarkStart w:id="31" w:name="_Toc240038623"/>
+      <w:bookmarkStart w:id="30" w:name="_Toc240038623"/>
       <w:r>
         <w:t>4.6.6 Temporary Absence / Leave / OOD and Temporary Charge (DSR Officers)</w:t>
       </w:r>
-      <w:bookmarkEnd w:id="31"/>
+      <w:bookmarkEnd w:id="30"/>
     </w:p>
     <w:p>
       <w:r>
@@ -33864,7 +33858,7 @@
         <w:pStyle w:val="Heading2"/>
         <w:spacing w:before="280" w:after="140"/>
       </w:pPr>
-      <w:bookmarkStart w:id="32" w:name="_Toc240038624"/>
+      <w:bookmarkStart w:id="31" w:name="_Toc240038624"/>
       <w:r>
         <w:rPr>
           <w:b/>
@@ -33875,7 +33869,7 @@
         </w:rPr>
         <w:t>4.7 Administrative User Management</w:t>
       </w:r>
-      <w:bookmarkEnd w:id="32"/>
+      <w:bookmarkEnd w:id="31"/>
     </w:p>
     <w:tbl>
       <w:tblPr>
@@ -34104,7 +34098,7 @@
         </w:pBdr>
         <w:spacing w:before="400" w:after="200"/>
       </w:pPr>
-      <w:bookmarkStart w:id="33" w:name="_Toc240038625"/>
+      <w:bookmarkStart w:id="32" w:name="_Toc240038625"/>
       <w:r>
         <w:rPr>
           <w:b/>
@@ -34115,7 +34109,7 @@
         </w:rPr>
         <w:t>5. Non-Functional Requirements</w:t>
       </w:r>
-      <w:bookmarkEnd w:id="33"/>
+      <w:bookmarkEnd w:id="32"/>
     </w:p>
     <w:tbl>
       <w:tblPr>
@@ -34724,7 +34718,7 @@
         </w:pBdr>
         <w:spacing w:before="400" w:after="200"/>
       </w:pPr>
-      <w:bookmarkStart w:id="34" w:name="_Toc240038626"/>
+      <w:bookmarkStart w:id="33" w:name="_Toc240038626"/>
       <w:r>
         <w:rPr>
           <w:b/>
@@ -34735,7 +34729,7 @@
         </w:rPr>
         <w:t>6. Reporting Requirements</w:t>
       </w:r>
-      <w:bookmarkEnd w:id="34"/>
+      <w:bookmarkEnd w:id="33"/>
     </w:p>
     <w:p>
       <w:pPr>
@@ -34892,7 +34886,7 @@
         </w:pBdr>
         <w:spacing w:before="400" w:after="200"/>
       </w:pPr>
-      <w:bookmarkStart w:id="35" w:name="_Toc240038627"/>
+      <w:bookmarkStart w:id="34" w:name="_Toc240038627"/>
       <w:r>
         <w:rPr>
           <w:b/>
@@ -34903,7 +34897,7 @@
         </w:rPr>
         <w:t>7. Acceptance Criteria</w:t>
       </w:r>
-      <w:bookmarkEnd w:id="35"/>
+      <w:bookmarkEnd w:id="34"/>
     </w:p>
     <w:p>
       <w:pPr>
@@ -35073,7 +35067,7 @@
         </w:pBdr>
         <w:spacing w:before="400" w:after="200"/>
       </w:pPr>
-      <w:bookmarkStart w:id="36" w:name="_Toc240038628"/>
+      <w:bookmarkStart w:id="35" w:name="_Toc240038628"/>
       <w:r>
         <w:rPr>
           <w:b/>
@@ -35084,7 +35078,7 @@
         </w:rPr>
         <w:t>8. Risks and Mitigations</w:t>
       </w:r>
-      <w:bookmarkEnd w:id="36"/>
+      <w:bookmarkEnd w:id="35"/>
     </w:p>
     <w:tbl>
       <w:tblPr>
@@ -35963,7 +35957,7 @@
         </w:pBdr>
         <w:spacing w:before="400" w:after="200"/>
       </w:pPr>
-      <w:bookmarkStart w:id="37" w:name="_Toc240038629"/>
+      <w:bookmarkStart w:id="36" w:name="_Toc240038629"/>
       <w:r>
         <w:rPr>
           <w:b/>
@@ -35974,7 +35968,7 @@
         </w:rPr>
         <w:t>9. Glossary</w:t>
       </w:r>
-      <w:bookmarkEnd w:id="37"/>
+      <w:bookmarkEnd w:id="36"/>
     </w:p>
     <w:tbl>
       <w:tblPr>
@@ -37684,7 +37678,7 @@
         </w:pBdr>
         <w:spacing w:before="400" w:after="200"/>
       </w:pPr>
-      <w:bookmarkStart w:id="38" w:name="_Toc240038630"/>
+      <w:bookmarkStart w:id="37" w:name="_Toc240038630"/>
       <w:r>
         <w:rPr>
           <w:b/>
@@ -37695,7 +37689,7 @@
         </w:rPr>
         <w:t>10. Approval</w:t>
       </w:r>
-      <w:bookmarkEnd w:id="38"/>
+      <w:bookmarkEnd w:id="37"/>
     </w:p>
     <w:p>
       <w:pPr>
@@ -38018,7 +38012,7 @@
           <w:rPr>
             <w:noProof/>
           </w:rPr>
-          <w:t>1</w:t>
+          <w:t>18</w:t>
         </w:r>
         <w:r>
           <w:rPr>
@@ -38115,27 +38109,7 @@
         <w:szCs w:val="18"/>
         <w:shd w:val="clear" w:color="auto" w:fill="FCFCFC"/>
       </w:rPr>
-      <w:t xml:space="preserve"> </w:t>
-    </w:r>
-    <w:r>
-      <w:rPr>
-        <w:rFonts w:ascii="Consolas" w:hAnsi="Consolas"/>
-        <w:color w:val="141414"/>
-        <w:sz w:val="18"/>
-        <w:szCs w:val="18"/>
-        <w:shd w:val="clear" w:color="auto" w:fill="FCFCFC"/>
-      </w:rPr>
-      <w:t>User Management</w:t>
-    </w:r>
-    <w:r>
-      <w:rPr>
-        <w:rFonts w:ascii="Consolas" w:hAnsi="Consolas"/>
-        <w:color w:val="141414"/>
-        <w:sz w:val="18"/>
-        <w:szCs w:val="18"/>
-        <w:shd w:val="clear" w:color="auto" w:fill="FCFCFC"/>
-      </w:rPr>
-      <w:t xml:space="preserve"> Module</w:t>
+      <w:t xml:space="preserve"> User Management Module</w:t>
     </w:r>
   </w:p>
   <w:p>
@@ -39062,524 +39036,6 @@
 </w:styles>
 </file>
 
-<file path=word/glossary/document.xml><?xml version="1.0" encoding="utf-8"?>
-<w:glossaryDocument xmlns:wpc="http://schemas.microsoft.com/office/word/2010/wordprocessingCanvas" xmlns:cx="http://schemas.microsoft.com/office/drawing/2014/chartex" xmlns:cx1="http://schemas.microsoft.com/office/drawing/2015/9/8/chartex" xmlns:mc="http://schemas.openxmlformats.org/markup-compatibility/2006" xmlns:o="urn:schemas-microsoft-com:office:office" xmlns:r="http://schemas.openxmlformats.org/officeDocument/2006/relationships" xmlns:m="http://schemas.openxmlformats.org/officeDocument/2006/math" xmlns:v="urn:schemas-microsoft-com:vml" xmlns:wp14="http://schemas.microsoft.com/office/word/2010/wordprocessingDrawing" xmlns:wp="http://schemas.openxmlformats.org/drawingml/2006/wordprocessingDrawing" xmlns:w10="urn:schemas-microsoft-com:office:word" xmlns:w="http://schemas.openxmlformats.org/wordprocessingml/2006/main" xmlns:w14="http://schemas.microsoft.com/office/word/2010/wordml" xmlns:w15="http://schemas.microsoft.com/office/word/2012/wordml" xmlns:w16se="http://schemas.microsoft.com/office/word/2015/wordml/symex" xmlns:wpg="http://schemas.microsoft.com/office/word/2010/wordprocessingGroup" xmlns:wpi="http://schemas.microsoft.com/office/word/2010/wordprocessingInk" xmlns:wne="http://schemas.microsoft.com/office/word/2006/wordml" xmlns:wps="http://schemas.microsoft.com/office/word/2010/wordprocessingShape" mc:Ignorable="w14 w15 w16se wp14"/>
-</file>
-
-<file path=word/glossary/fontTable.xml><?xml version="1.0" encoding="utf-8"?>
-<w:fonts xmlns:mc="http://schemas.openxmlformats.org/markup-compatibility/2006" xmlns:r="http://schemas.openxmlformats.org/officeDocument/2006/relationships" xmlns:w="http://schemas.openxmlformats.org/wordprocessingml/2006/main" xmlns:w14="http://schemas.microsoft.com/office/word/2010/wordml" xmlns:w15="http://schemas.microsoft.com/office/word/2012/wordml" xmlns:w16se="http://schemas.microsoft.com/office/word/2015/wordml/symex" mc:Ignorable="w14 w15 w16se">
-  <w:font w:name="Calibri">
-    <w:panose1 w:val="020F0502020204030204"/>
-    <w:charset w:val="00"/>
-    <w:family w:val="swiss"/>
-    <w:pitch w:val="variable"/>
-    <w:sig w:usb0="E4002EFF" w:usb1="C200247B" w:usb2="00000009" w:usb3="00000000" w:csb0="000001FF" w:csb1="00000000"/>
-  </w:font>
-  <w:font w:name="Times New Roman">
-    <w:panose1 w:val="02020603050405020304"/>
-    <w:charset w:val="00"/>
-    <w:family w:val="roman"/>
-    <w:pitch w:val="variable"/>
-    <w:sig w:usb0="E0002EFF" w:usb1="C000785B" w:usb2="00000009" w:usb3="00000000" w:csb0="000001FF" w:csb1="00000000"/>
-  </w:font>
-  <w:font w:name="Calibri Light">
-    <w:panose1 w:val="020F0302020204030204"/>
-    <w:charset w:val="00"/>
-    <w:family w:val="swiss"/>
-    <w:pitch w:val="variable"/>
-    <w:sig w:usb0="E4002EFF" w:usb1="C200247B" w:usb2="00000009" w:usb3="00000000" w:csb0="000001FF" w:csb1="00000000"/>
-  </w:font>
-  <w:font w:name="Consolas">
-    <w:panose1 w:val="020B0609020204030204"/>
-    <w:charset w:val="00"/>
-    <w:family w:val="modern"/>
-    <w:pitch w:val="fixed"/>
-    <w:sig w:usb0="E00006FF" w:usb1="0000FCFF" w:usb2="00000001" w:usb3="00000000" w:csb0="0000019F" w:csb1="00000000"/>
-  </w:font>
-</w:fonts>
-</file>
-
-<file path=word/glossary/settings.xml><?xml version="1.0" encoding="utf-8"?>
-<w:settings xmlns:mc="http://schemas.openxmlformats.org/markup-compatibility/2006" xmlns:o="urn:schemas-microsoft-com:office:office" xmlns:r="http://schemas.openxmlformats.org/officeDocument/2006/relationships" xmlns:m="http://schemas.openxmlformats.org/officeDocument/2006/math" xmlns:v="urn:schemas-microsoft-com:vml" xmlns:w10="urn:schemas-microsoft-com:office:word" xmlns:w="http://schemas.openxmlformats.org/wordprocessingml/2006/main" xmlns:w14="http://schemas.microsoft.com/office/word/2010/wordml" xmlns:w15="http://schemas.microsoft.com/office/word/2012/wordml" xmlns:w16se="http://schemas.microsoft.com/office/word/2015/wordml/symex" xmlns:sl="http://schemas.openxmlformats.org/schemaLibrary/2006/main" mc:Ignorable="w14 w15 w16se">
-  <w:view w:val="normal"/>
-  <w:defaultTabStop w:val="720"/>
-  <w:characterSpacingControl w:val="doNotCompress"/>
-  <w:compat>
-    <w:useFELayout/>
-    <w:compatSetting w:name="compatibilityMode" w:uri="http://schemas.microsoft.com/office/word" w:val="15"/>
-    <w:compatSetting w:name="overrideTableStyleFontSizeAndJustification" w:uri="http://schemas.microsoft.com/office/word" w:val="1"/>
-    <w:compatSetting w:name="enableOpenTypeFeatures" w:uri="http://schemas.microsoft.com/office/word" w:val="1"/>
-    <w:compatSetting w:name="doNotFlipMirrorIndents" w:uri="http://schemas.microsoft.com/office/word" w:val="1"/>
-    <w:compatSetting w:name="differentiateMultirowTableHeaders" w:uri="http://schemas.microsoft.com/office/word" w:val="1"/>
-  </w:compat>
-  <w:rsids>
-    <w:rsidRoot w:val="00DC1682"/>
-    <w:rsid w:val="00DC1682"/>
-  </w:rsids>
-  <m:mathPr>
-    <m:mathFont m:val="Cambria Math"/>
-    <m:brkBin m:val="before"/>
-    <m:brkBinSub m:val="--"/>
-    <m:smallFrac m:val="0"/>
-    <m:dispDef/>
-    <m:lMargin m:val="0"/>
-    <m:rMargin m:val="0"/>
-    <m:defJc m:val="centerGroup"/>
-    <m:wrapIndent m:val="1440"/>
-    <m:intLim m:val="subSup"/>
-    <m:naryLim m:val="undOvr"/>
-  </m:mathPr>
-  <w:themeFontLang w:val="en-IN"/>
-  <w:clrSchemeMapping w:bg1="light1" w:t1="dark1" w:bg2="light2" w:t2="dark2" w:accent1="accent1" w:accent2="accent2" w:accent3="accent3" w:accent4="accent4" w:accent5="accent5" w:accent6="accent6" w:hyperlink="hyperlink" w:followedHyperlink="followedHyperlink"/>
-  <w:decimalSymbol w:val="."/>
-  <w:listSeparator w:val=","/>
-  <w15:chartTrackingRefBased/>
-</w:settings>
-</file>
-
-<file path=word/glossary/styles.xml><?xml version="1.0" encoding="utf-8"?>
-<w:styles xmlns:mc="http://schemas.openxmlformats.org/markup-compatibility/2006" xmlns:r="http://schemas.openxmlformats.org/officeDocument/2006/relationships" xmlns:w="http://schemas.openxmlformats.org/wordprocessingml/2006/main" xmlns:w14="http://schemas.microsoft.com/office/word/2010/wordml" xmlns:w15="http://schemas.microsoft.com/office/word/2012/wordml" xmlns:w16se="http://schemas.microsoft.com/office/word/2015/wordml/symex" mc:Ignorable="w14 w15 w16se">
-  <w:docDefaults>
-    <w:rPrDefault>
-      <w:rPr>
-        <w:rFonts w:asciiTheme="minorHAnsi" w:eastAsiaTheme="minorEastAsia" w:hAnsiTheme="minorHAnsi" w:cstheme="minorBidi"/>
-        <w:sz w:val="22"/>
-        <w:szCs w:val="22"/>
-        <w:lang w:val="en-IN" w:eastAsia="en-IN" w:bidi="ar-SA"/>
-      </w:rPr>
-    </w:rPrDefault>
-    <w:pPrDefault>
-      <w:pPr>
-        <w:spacing w:after="160" w:line="259" w:lineRule="auto"/>
-      </w:pPr>
-    </w:pPrDefault>
-  </w:docDefaults>
-  <w:latentStyles w:defLockedState="0" w:defUIPriority="99" w:defSemiHidden="0" w:defUnhideWhenUsed="0" w:defQFormat="0" w:count="371">
-    <w:lsdException w:name="Normal" w:uiPriority="0" w:qFormat="1"/>
-    <w:lsdException w:name="heading 1" w:uiPriority="9" w:qFormat="1"/>
-    <w:lsdException w:name="heading 2" w:semiHidden="1" w:uiPriority="9" w:unhideWhenUsed="1" w:qFormat="1"/>
-    <w:lsdException w:name="heading 3" w:semiHidden="1" w:uiPriority="9" w:unhideWhenUsed="1" w:qFormat="1"/>
-    <w:lsdException w:name="heading 4" w:semiHidden="1" w:uiPriority="9" w:unhideWhenUsed="1" w:qFormat="1"/>
-    <w:lsdException w:name="heading 5" w:semiHidden="1" w:uiPriority="9" w:unhideWhenUsed="1" w:qFormat="1"/>
-    <w:lsdException w:name="heading 6" w:semiHidden="1" w:uiPriority="9" w:unhideWhenUsed="1" w:qFormat="1"/>
-    <w:lsdException w:name="heading 7" w:semiHidden="1" w:uiPriority="9" w:unhideWhenUsed="1" w:qFormat="1"/>
-    <w:lsdException w:name="heading 8" w:semiHidden="1" w:uiPriority="9" w:unhideWhenUsed="1" w:qFormat="1"/>
-    <w:lsdException w:name="heading 9" w:semiHidden="1" w:uiPriority="9" w:unhideWhenUsed="1" w:qFormat="1"/>
-    <w:lsdException w:name="index 1" w:semiHidden="1" w:unhideWhenUsed="1"/>
-    <w:lsdException w:name="index 2" w:semiHidden="1" w:unhideWhenUsed="1"/>
-    <w:lsdException w:name="index 3" w:semiHidden="1" w:unhideWhenUsed="1"/>
-    <w:lsdException w:name="index 4" w:semiHidden="1" w:unhideWhenUsed="1"/>
-    <w:lsdException w:name="index 5" w:semiHidden="1" w:unhideWhenUsed="1"/>
-    <w:lsdException w:name="index 6" w:semiHidden="1" w:unhideWhenUsed="1"/>
-    <w:lsdException w:name="index 7" w:semiHidden="1" w:unhideWhenUsed="1"/>
-    <w:lsdException w:name="index 8" w:semiHidden="1" w:unhideWhenUsed="1"/>
-    <w:lsdException w:name="index 9" w:semiHidden="1" w:unhideWhenUsed="1"/>
-    <w:lsdException w:name="toc 1" w:semiHidden="1" w:uiPriority="39" w:unhideWhenUsed="1"/>
-    <w:lsdException w:name="toc 2" w:semiHidden="1" w:uiPriority="39" w:unhideWhenUsed="1"/>
-    <w:lsdException w:name="toc 3" w:semiHidden="1" w:uiPriority="39" w:unhideWhenUsed="1"/>
-    <w:lsdException w:name="toc 4" w:semiHidden="1" w:uiPriority="39" w:unhideWhenUsed="1"/>
-    <w:lsdException w:name="toc 5" w:semiHidden="1" w:uiPriority="39" w:unhideWhenUsed="1"/>
-    <w:lsdException w:name="toc 6" w:semiHidden="1" w:uiPriority="39" w:unhideWhenUsed="1"/>
-    <w:lsdException w:name="toc 7" w:semiHidden="1" w:uiPriority="39" w:unhideWhenUsed="1"/>
-    <w:lsdException w:name="toc 8" w:semiHidden="1" w:uiPriority="39" w:unhideWhenUsed="1"/>
-    <w:lsdException w:name="toc 9" w:semiHidden="1" w:uiPriority="39" w:unhideWhenUsed="1"/>
-    <w:lsdException w:name="Normal Indent" w:semiHidden="1" w:unhideWhenUsed="1"/>
-    <w:lsdException w:name="footnote text" w:semiHidden="1" w:unhideWhenUsed="1"/>
-    <w:lsdException w:name="annotation text" w:semiHidden="1" w:unhideWhenUsed="1"/>
-    <w:lsdException w:name="header" w:semiHidden="1" w:unhideWhenUsed="1"/>
-    <w:lsdException w:name="footer" w:semiHidden="1" w:unhideWhenUsed="1"/>
-    <w:lsdException w:name="index heading" w:semiHidden="1" w:unhideWhenUsed="1"/>
-    <w:lsdException w:name="caption" w:semiHidden="1" w:uiPriority="35" w:unhideWhenUsed="1" w:qFormat="1"/>
-    <w:lsdException w:name="table of figures" w:semiHidden="1" w:unhideWhenUsed="1"/>
-    <w:lsdException w:name="envelope address" w:semiHidden="1" w:unhideWhenUsed="1"/>
-    <w:lsdException w:name="envelope return" w:semiHidden="1" w:unhideWhenUsed="1"/>
-    <w:lsdException w:name="footnote reference" w:semiHidden="1" w:unhideWhenUsed="1"/>
-    <w:lsdException w:name="annotation reference" w:semiHidden="1" w:unhideWhenUsed="1"/>
-    <w:lsdException w:name="line number" w:semiHidden="1" w:unhideWhenUsed="1"/>
-    <w:lsdException w:name="page number" w:semiHidden="1" w:unhideWhenUsed="1"/>
-    <w:lsdException w:name="endnote reference" w:semiHidden="1" w:unhideWhenUsed="1"/>
-    <w:lsdException w:name="endnote text" w:semiHidden="1" w:unhideWhenUsed="1"/>
-    <w:lsdException w:name="table of authorities" w:semiHidden="1" w:unhideWhenUsed="1"/>
-    <w:lsdException w:name="macro" w:semiHidden="1" w:unhideWhenUsed="1"/>
-    <w:lsdException w:name="toa heading" w:semiHidden="1" w:unhideWhenUsed="1"/>
-    <w:lsdException w:name="List" w:semiHidden="1" w:unhideWhenUsed="1"/>
-    <w:lsdException w:name="List Bullet" w:semiHidden="1" w:unhideWhenUsed="1"/>
-    <w:lsdException w:name="List Number" w:semiHidden="1" w:unhideWhenUsed="1"/>
-    <w:lsdException w:name="List 2" w:semiHidden="1" w:unhideWhenUsed="1"/>
-    <w:lsdException w:name="List 3" w:semiHidden="1" w:unhideWhenUsed="1"/>
-    <w:lsdException w:name="List 4" w:semiHidden="1" w:unhideWhenUsed="1"/>
-    <w:lsdException w:name="List 5" w:semiHidden="1" w:unhideWhenUsed="1"/>
-    <w:lsdException w:name="List Bullet 2" w:semiHidden="1" w:unhideWhenUsed="1"/>
-    <w:lsdException w:name="List Bullet 3" w:semiHidden="1" w:unhideWhenUsed="1"/>
-    <w:lsdException w:name="List Bullet 4" w:semiHidden="1" w:unhideWhenUsed="1"/>
-    <w:lsdException w:name="List Bullet 5" w:semiHidden="1" w:unhideWhenUsed="1"/>
-    <w:lsdException w:name="List Number 2" w:semiHidden="1" w:unhideWhenUsed="1"/>
-    <w:lsdException w:name="List Number 3" w:semiHidden="1" w:unhideWhenUsed="1"/>
-    <w:lsdException w:name="List Number 4" w:semiHidden="1" w:unhideWhenUsed="1"/>
-    <w:lsdException w:name="List Number 5" w:semiHidden="1" w:unhideWhenUsed="1"/>
-    <w:lsdException w:name="Title" w:uiPriority="10" w:qFormat="1"/>
-    <w:lsdException w:name="Closing" w:semiHidden="1" w:unhideWhenUsed="1"/>
-    <w:lsdException w:name="Signature" w:semiHidden="1" w:unhideWhenUsed="1"/>
-    <w:lsdException w:name="Default Paragraph Font" w:semiHidden="1" w:uiPriority="1" w:unhideWhenUsed="1"/>
-    <w:lsdException w:name="Body Text" w:semiHidden="1" w:unhideWhenUsed="1"/>
-    <w:lsdException w:name="Body Text Indent" w:semiHidden="1" w:unhideWhenUsed="1"/>
-    <w:lsdException w:name="List Continue" w:semiHidden="1" w:unhideWhenUsed="1"/>
-    <w:lsdException w:name="List Continue 2" w:semiHidden="1" w:unhideWhenUsed="1"/>
-    <w:lsdException w:name="List Continue 3" w:semiHidden="1" w:unhideWhenUsed="1"/>
-    <w:lsdException w:name="List Continue 4" w:semiHidden="1" w:unhideWhenUsed="1"/>
-    <w:lsdException w:name="List Continue 5" w:semiHidden="1" w:unhideWhenUsed="1"/>
-    <w:lsdException w:name="Message Header" w:semiHidden="1" w:unhideWhenUsed="1"/>
-    <w:lsdException w:name="Subtitle" w:uiPriority="11" w:qFormat="1"/>
-    <w:lsdException w:name="Salutation" w:semiHidden="1" w:unhideWhenUsed="1"/>
-    <w:lsdException w:name="Date" w:semiHidden="1" w:unhideWhenUsed="1"/>
-    <w:lsdException w:name="Body Text First Indent" w:semiHidden="1" w:unhideWhenUsed="1"/>
-    <w:lsdException w:name="Body Text First Indent 2" w:semiHidden="1" w:unhideWhenUsed="1"/>
-    <w:lsdException w:name="Note Heading" w:semiHidden="1" w:unhideWhenUsed="1"/>
-    <w:lsdException w:name="Body Text 2" w:semiHidden="1" w:unhideWhenUsed="1"/>
-    <w:lsdException w:name="Body Text 3" w:semiHidden="1" w:unhideWhenUsed="1"/>
-    <w:lsdException w:name="Body Text Indent 2" w:semiHidden="1" w:unhideWhenUsed="1"/>
-    <w:lsdException w:name="Body Text Indent 3" w:semiHidden="1" w:unhideWhenUsed="1"/>
-    <w:lsdException w:name="Block Text" w:semiHidden="1" w:unhideWhenUsed="1"/>
-    <w:lsdException w:name="Hyperlink" w:semiHidden="1" w:unhideWhenUsed="1"/>
-    <w:lsdException w:name="FollowedHyperlink" w:semiHidden="1" w:unhideWhenUsed="1"/>
-    <w:lsdException w:name="Strong" w:uiPriority="22" w:qFormat="1"/>
-    <w:lsdException w:name="Emphasis" w:uiPriority="20" w:qFormat="1"/>
-    <w:lsdException w:name="Document Map" w:semiHidden="1" w:unhideWhenUsed="1"/>
-    <w:lsdException w:name="Plain Text" w:semiHidden="1" w:unhideWhenUsed="1"/>
-    <w:lsdException w:name="E-mail Signature" w:semiHidden="1" w:unhideWhenUsed="1"/>
-    <w:lsdException w:name="HTML Top of Form" w:semiHidden="1" w:unhideWhenUsed="1"/>
-    <w:lsdException w:name="HTML Bottom of Form" w:semiHidden="1" w:unhideWhenUsed="1"/>
-    <w:lsdException w:name="Normal (Web)" w:semiHidden="1" w:unhideWhenUsed="1"/>
-    <w:lsdException w:name="HTML Acronym" w:semiHidden="1" w:unhideWhenUsed="1"/>
-    <w:lsdException w:name="HTML Address" w:semiHidden="1" w:unhideWhenUsed="1"/>
-    <w:lsdException w:name="HTML Cite" w:semiHidden="1" w:unhideWhenUsed="1"/>
-    <w:lsdException w:name="HTML Code" w:semiHidden="1" w:unhideWhenUsed="1"/>
-    <w:lsdException w:name="HTML Definition" w:semiHidden="1" w:unhideWhenUsed="1"/>
-    <w:lsdException w:name="HTML Keyboard" w:semiHidden="1" w:unhideWhenUsed="1"/>
-    <w:lsdException w:name="HTML Preformatted" w:semiHidden="1" w:unhideWhenUsed="1"/>
-    <w:lsdException w:name="HTML Sample" w:semiHidden="1" w:unhideWhenUsed="1"/>
-    <w:lsdException w:name="HTML Typewriter" w:semiHidden="1" w:unhideWhenUsed="1"/>
-    <w:lsdException w:name="HTML Variable" w:semiHidden="1" w:unhideWhenUsed="1"/>
-    <w:lsdException w:name="Normal Table" w:semiHidden="1" w:unhideWhenUsed="1"/>
-    <w:lsdException w:name="annotation subject" w:semiHidden="1" w:unhideWhenUsed="1"/>
-    <w:lsdException w:name="No List" w:semiHidden="1" w:unhideWhenUsed="1"/>
-    <w:lsdException w:name="Outline List 1" w:semiHidden="1" w:unhideWhenUsed="1"/>
-    <w:lsdException w:name="Outline List 2" w:semiHidden="1" w:unhideWhenUsed="1"/>
-    <w:lsdException w:name="Outline List 3" w:semiHidden="1" w:unhideWhenUsed="1"/>
-    <w:lsdException w:name="Table Simple 1" w:semiHidden="1" w:unhideWhenUsed="1"/>
-    <w:lsdException w:name="Table Simple 2" w:semiHidden="1" w:unhideWhenUsed="1"/>
-    <w:lsdException w:name="Table Simple 3" w:semiHidden="1" w:unhideWhenUsed="1"/>
-    <w:lsdException w:name="Table Classic 1" w:semiHidden="1" w:unhideWhenUsed="1"/>
-    <w:lsdException w:name="Table Classic 2" w:semiHidden="1" w:unhideWhenUsed="1"/>
-    <w:lsdException w:name="Table Classic 3" w:semiHidden="1" w:unhideWhenUsed="1"/>
-    <w:lsdException w:name="Table Classic 4" w:semiHidden="1" w:unhideWhenUsed="1"/>
-    <w:lsdException w:name="Table Colorful 1" w:semiHidden="1" w:unhideWhenUsed="1"/>
-    <w:lsdException w:name="Table Colorful 2" w:semiHidden="1" w:unhideWhenUsed="1"/>
-    <w:lsdException w:name="Table Colorful 3" w:semiHidden="1" w:unhideWhenUsed="1"/>
-    <w:lsdException w:name="Table Columns 1" w:semiHidden="1" w:unhideWhenUsed="1"/>
-    <w:lsdException w:name="Table Columns 2" w:semiHidden="1" w:unhideWhenUsed="1"/>
-    <w:lsdException w:name="Table Columns 3" w:semiHidden="1" w:unhideWhenUsed="1"/>
-    <w:lsdException w:name="Table Columns 4" w:semiHidden="1" w:unhideWhenUsed="1"/>
-    <w:lsdException w:name="Table Columns 5" w:semiHidden="1" w:unhideWhenUsed="1"/>
-    <w:lsdException w:name="Table Grid 1" w:semiHidden="1" w:unhideWhenUsed="1"/>
-    <w:lsdException w:name="Table Grid 2" w:semiHidden="1" w:unhideWhenUsed="1"/>
-    <w:lsdException w:name="Table Grid 3" w:semiHidden="1" w:unhideWhenUsed="1"/>
-    <w:lsdException w:name="Table Grid 4" w:semiHidden="1" w:unhideWhenUsed="1"/>
-    <w:lsdException w:name="Table Grid 5" w:semiHidden="1" w:unhideWhenUsed="1"/>
-    <w:lsdException w:name="Table Grid 6" w:semiHidden="1" w:unhideWhenUsed="1"/>
-    <w:lsdException w:name="Table Grid 7" w:semiHidden="1" w:unhideWhenUsed="1"/>
-    <w:lsdException w:name="Table Grid 8" w:semiHidden="1" w:unhideWhenUsed="1"/>
-    <w:lsdException w:name="Table List 1" w:semiHidden="1" w:unhideWhenUsed="1"/>
-    <w:lsdException w:name="Table List 2" w:semiHidden="1" w:unhideWhenUsed="1"/>
-    <w:lsdException w:name="Table List 3" w:semiHidden="1" w:unhideWhenUsed="1"/>
-    <w:lsdException w:name="Table List 4" w:semiHidden="1" w:unhideWhenUsed="1"/>
-    <w:lsdException w:name="Table List 5" w:semiHidden="1" w:unhideWhenUsed="1"/>
-    <w:lsdException w:name="Table List 6" w:semiHidden="1" w:unhideWhenUsed="1"/>
-    <w:lsdException w:name="Table List 7" w:semiHidden="1" w:unhideWhenUsed="1"/>
-    <w:lsdException w:name="Table List 8" w:semiHidden="1" w:unhideWhenUsed="1"/>
-    <w:lsdException w:name="Table 3D effects 1" w:semiHidden="1" w:unhideWhenUsed="1"/>
-    <w:lsdException w:name="Table 3D effects 2" w:semiHidden="1" w:unhideWhenUsed="1"/>
-    <w:lsdException w:name="Table 3D effects 3" w:semiHidden="1" w:unhideWhenUsed="1"/>
-    <w:lsdException w:name="Table Contemporary" w:semiHidden="1" w:unhideWhenUsed="1"/>
-    <w:lsdException w:name="Table Elegant" w:semiHidden="1" w:unhideWhenUsed="1"/>
-    <w:lsdException w:name="Table Professional" w:semiHidden="1" w:unhideWhenUsed="1"/>
-    <w:lsdException w:name="Table Subtle 1" w:semiHidden="1" w:unhideWhenUsed="1"/>
-    <w:lsdException w:name="Table Subtle 2" w:semiHidden="1" w:unhideWhenUsed="1"/>
-    <w:lsdException w:name="Table Web 1" w:semiHidden="1" w:unhideWhenUsed="1"/>
-    <w:lsdException w:name="Table Web 2" w:semiHidden="1" w:unhideWhenUsed="1"/>
-    <w:lsdException w:name="Table Web 3" w:semiHidden="1" w:unhideWhenUsed="1"/>
-    <w:lsdException w:name="Balloon Text" w:semiHidden="1" w:unhideWhenUsed="1"/>
-    <w:lsdException w:name="Table Grid" w:uiPriority="39"/>
-    <w:lsdException w:name="Table Theme" w:semiHidden="1" w:unhideWhenUsed="1"/>
-    <w:lsdException w:name="Placeholder Text" w:semiHidden="1"/>
-    <w:lsdException w:name="No Spacing" w:uiPriority="1" w:qFormat="1"/>
-    <w:lsdException w:name="Light Shading" w:uiPriority="60"/>
-    <w:lsdException w:name="Light List" w:uiPriority="61"/>
-    <w:lsdException w:name="Light Grid" w:uiPriority="62"/>
-    <w:lsdException w:name="Medium Shading 1" w:uiPriority="63"/>
-    <w:lsdException w:name="Medium Shading 2" w:uiPriority="64"/>
-    <w:lsdException w:name="Medium List 1" w:uiPriority="65"/>
-    <w:lsdException w:name="Medium List 2" w:uiPriority="66"/>
-    <w:lsdException w:name="Medium Grid 1" w:uiPriority="67"/>
-    <w:lsdException w:name="Medium Grid 2" w:uiPriority="68"/>
-    <w:lsdException w:name="Medium Grid 3" w:uiPriority="69"/>
-    <w:lsdException w:name="Dark List" w:uiPriority="70"/>
-    <w:lsdException w:name="Colorful Shading" w:uiPriority="71"/>
-    <w:lsdException w:name="Colorful List" w:uiPriority="72"/>
-    <w:lsdException w:name="Colorful Grid" w:uiPriority="73"/>
-    <w:lsdException w:name="Light Shading Accent 1" w:uiPriority="60"/>
-    <w:lsdException w:name="Light List Accent 1" w:uiPriority="61"/>
-    <w:lsdException w:name="Light Grid Accent 1" w:uiPriority="62"/>
-    <w:lsdException w:name="Medium Shading 1 Accent 1" w:uiPriority="63"/>
-    <w:lsdException w:name="Medium Shading 2 Accent 1" w:uiPriority="64"/>
-    <w:lsdException w:name="Medium List 1 Accent 1" w:uiPriority="65"/>
-    <w:lsdException w:name="Revision" w:semiHidden="1"/>
-    <w:lsdException w:name="List Paragraph" w:uiPriority="34" w:qFormat="1"/>
-    <w:lsdException w:name="Quote" w:uiPriority="29" w:qFormat="1"/>
-    <w:lsdException w:name="Intense Quote" w:uiPriority="30" w:qFormat="1"/>
-    <w:lsdException w:name="Medium List 2 Accent 1" w:uiPriority="66"/>
-    <w:lsdException w:name="Medium Grid 1 Accent 1" w:uiPriority="67"/>
-    <w:lsdException w:name="Medium Grid 2 Accent 1" w:uiPriority="68"/>
-    <w:lsdException w:name="Medium Grid 3 Accent 1" w:uiPriority="69"/>
-    <w:lsdException w:name="Dark List Accent 1" w:uiPriority="70"/>
-    <w:lsdException w:name="Colorful Shading Accent 1" w:uiPriority="71"/>
-    <w:lsdException w:name="Colorful List Accent 1" w:uiPriority="72"/>
-    <w:lsdException w:name="Colorful Grid Accent 1" w:uiPriority="73"/>
-    <w:lsdException w:name="Light Shading Accent 2" w:uiPriority="60"/>
-    <w:lsdException w:name="Light List Accent 2" w:uiPriority="61"/>
-    <w:lsdException w:name="Light Grid Accent 2" w:uiPriority="62"/>
-    <w:lsdException w:name="Medium Shading 1 Accent 2" w:uiPriority="63"/>
-    <w:lsdException w:name="Medium Shading 2 Accent 2" w:uiPriority="64"/>
-    <w:lsdException w:name="Medium List 1 Accent 2" w:uiPriority="65"/>
-    <w:lsdException w:name="Medium List 2 Accent 2" w:uiPriority="66"/>
-    <w:lsdException w:name="Medium Grid 1 Accent 2" w:uiPriority="67"/>
-    <w:lsdException w:name="Medium Grid 2 Accent 2" w:uiPriority="68"/>
-    <w:lsdException w:name="Medium Grid 3 Accent 2" w:uiPriority="69"/>
-    <w:lsdException w:name="Dark List Accent 2" w:uiPriority="70"/>
-    <w:lsdException w:name="Colorful Shading Accent 2" w:uiPriority="71"/>
-    <w:lsdException w:name="Colorful List Accent 2" w:uiPriority="72"/>
-    <w:lsdException w:name="Colorful Grid Accent 2" w:uiPriority="73"/>
-    <w:lsdException w:name="Light Shading Accent 3" w:uiPriority="60"/>
-    <w:lsdException w:name="Light List Accent 3" w:uiPriority="61"/>
-    <w:lsdException w:name="Light Grid Accent 3" w:uiPriority="62"/>
-    <w:lsdException w:name="Medium Shading 1 Accent 3" w:uiPriority="63"/>
-    <w:lsdException w:name="Medium Shading 2 Accent 3" w:uiPriority="64"/>
-    <w:lsdException w:name="Medium List 1 Accent 3" w:uiPriority="65"/>
-    <w:lsdException w:name="Medium List 2 Accent 3" w:uiPriority="66"/>
-    <w:lsdException w:name="Medium Grid 1 Accent 3" w:uiPriority="67"/>
-    <w:lsdException w:name="Medium Grid 2 Accent 3" w:uiPriority="68"/>
-    <w:lsdException w:name="Medium Grid 3 Accent 3" w:uiPriority="69"/>
-    <w:lsdException w:name="Dark List Accent 3" w:uiPriority="70"/>
-    <w:lsdException w:name="Colorful Shading Accent 3" w:uiPriority="71"/>
-    <w:lsdException w:name="Colorful List Accent 3" w:uiPriority="72"/>
-    <w:lsdException w:name="Colorful Grid Accent 3" w:uiPriority="73"/>
-    <w:lsdException w:name="Light Shading Accent 4" w:uiPriority="60"/>
-    <w:lsdException w:name="Light List Accent 4" w:uiPriority="61"/>
-    <w:lsdException w:name="Light Grid Accent 4" w:uiPriority="62"/>
-    <w:lsdException w:name="Medium Shading 1 Accent 4" w:uiPriority="63"/>
-    <w:lsdException w:name="Medium Shading 2 Accent 4" w:uiPriority="64"/>
-    <w:lsdException w:name="Medium List 1 Accent 4" w:uiPriority="65"/>
-    <w:lsdException w:name="Medium List 2 Accent 4" w:uiPriority="66"/>
-    <w:lsdException w:name="Medium Grid 1 Accent 4" w:uiPriority="67"/>
-    <w:lsdException w:name="Medium Grid 2 Accent 4" w:uiPriority="68"/>
-    <w:lsdException w:name="Medium Grid 3 Accent 4" w:uiPriority="69"/>
-    <w:lsdException w:name="Dark List Accent 4" w:uiPriority="70"/>
-    <w:lsdException w:name="Colorful Shading Accent 4" w:uiPriority="71"/>
-    <w:lsdException w:name="Colorful List Accent 4" w:uiPriority="72"/>
-    <w:lsdException w:name="Colorful Grid Accent 4" w:uiPriority="73"/>
-    <w:lsdException w:name="Light Shading Accent 5" w:uiPriority="60"/>
-    <w:lsdException w:name="Light List Accent 5" w:uiPriority="61"/>
-    <w:lsdException w:name="Light Grid Accent 5" w:uiPriority="62"/>
-    <w:lsdException w:name="Medium Shading 1 Accent 5" w:uiPriority="63"/>
-    <w:lsdException w:name="Medium Shading 2 Accent 5" w:uiPriority="64"/>
-    <w:lsdException w:name="Medium List 1 Accent 5" w:uiPriority="65"/>
-    <w:lsdException w:name="Medium List 2 Accent 5" w:uiPriority="66"/>
-    <w:lsdException w:name="Medium Grid 1 Accent 5" w:uiPriority="67"/>
-    <w:lsdException w:name="Medium Grid 2 Accent 5" w:uiPriority="68"/>
-    <w:lsdException w:name="Medium Grid 3 Accent 5" w:uiPriority="69"/>
-    <w:lsdException w:name="Dark List Accent 5" w:uiPriority="70"/>
-    <w:lsdException w:name="Colorful Shading Accent 5" w:uiPriority="71"/>
-    <w:lsdException w:name="Colorful List Accent 5" w:uiPriority="72"/>
-    <w:lsdException w:name="Colorful Grid Accent 5" w:uiPriority="73"/>
-    <w:lsdException w:name="Light Shading Accent 6" w:uiPriority="60"/>
-    <w:lsdException w:name="Light List Accent 6" w:uiPriority="61"/>
-    <w:lsdException w:name="Light Grid Accent 6" w:uiPriority="62"/>
-    <w:lsdException w:name="Medium Shading 1 Accent 6" w:uiPriority="63"/>
-    <w:lsdException w:name="Medium Shading 2 Accent 6" w:uiPriority="64"/>
-    <w:lsdException w:name="Medium List 1 Accent 6" w:uiPriority="65"/>
-    <w:lsdException w:name="Medium List 2 Accent 6" w:uiPriority="66"/>
-    <w:lsdException w:name="Medium Grid 1 Accent 6" w:uiPriority="67"/>
-    <w:lsdException w:name="Medium Grid 2 Accent 6" w:uiPriority="68"/>
-    <w:lsdException w:name="Medium Grid 3 Accent 6" w:uiPriority="69"/>
-    <w:lsdException w:name="Dark List Accent 6" w:uiPriority="70"/>
-    <w:lsdException w:name="Colorful Shading Accent 6" w:uiPriority="71"/>
-    <w:lsdException w:name="Colorful List Accent 6" w:uiPriority="72"/>
-    <w:lsdException w:name="Colorful Grid Accent 6" w:uiPriority="73"/>
-    <w:lsdException w:name="Subtle Emphasis" w:uiPriority="19" w:qFormat="1"/>
-    <w:lsdException w:name="Intense Emphasis" w:uiPriority="21" w:qFormat="1"/>
-    <w:lsdException w:name="Subtle Reference" w:uiPriority="31" w:qFormat="1"/>
-    <w:lsdException w:name="Intense Reference" w:uiPriority="32" w:qFormat="1"/>
-    <w:lsdException w:name="Book Title" w:uiPriority="33" w:qFormat="1"/>
-    <w:lsdException w:name="Bibliography" w:semiHidden="1" w:uiPriority="37" w:unhideWhenUsed="1"/>
-    <w:lsdException w:name="TOC Heading" w:semiHidden="1" w:uiPriority="39" w:unhideWhenUsed="1" w:qFormat="1"/>
-    <w:lsdException w:name="Plain Table 1" w:uiPriority="41"/>
-    <w:lsdException w:name="Plain Table 2" w:uiPriority="42"/>
-    <w:lsdException w:name="Plain Table 3" w:uiPriority="43"/>
-    <w:lsdException w:name="Plain Table 4" w:uiPriority="44"/>
-    <w:lsdException w:name="Plain Table 5" w:uiPriority="45"/>
-    <w:lsdException w:name="Grid Table Light" w:uiPriority="40"/>
-    <w:lsdException w:name="Grid Table 1 Light" w:uiPriority="46"/>
-    <w:lsdException w:name="Grid Table 2" w:uiPriority="47"/>
-    <w:lsdException w:name="Grid Table 3" w:uiPriority="48"/>
-    <w:lsdException w:name="Grid Table 4" w:uiPriority="49"/>
-    <w:lsdException w:name="Grid Table 5 Dark" w:uiPriority="50"/>
-    <w:lsdException w:name="Grid Table 6 Colorful" w:uiPriority="51"/>
-    <w:lsdException w:name="Grid Table 7 Colorful" w:uiPriority="52"/>
-    <w:lsdException w:name="Grid Table 1 Light Accent 1" w:uiPriority="46"/>
-    <w:lsdException w:name="Grid Table 2 Accent 1" w:uiPriority="47"/>
-    <w:lsdException w:name="Grid Table 3 Accent 1" w:uiPriority="48"/>
-    <w:lsdException w:name="Grid Table 4 Accent 1" w:uiPriority="49"/>
-    <w:lsdException w:name="Grid Table 5 Dark Accent 1" w:uiPriority="50"/>
-    <w:lsdException w:name="Grid Table 6 Colorful Accent 1" w:uiPriority="51"/>
-    <w:lsdException w:name="Grid Table 7 Colorful Accent 1" w:uiPriority="52"/>
-    <w:lsdException w:name="Grid Table 1 Light Accent 2" w:uiPriority="46"/>
-    <w:lsdException w:name="Grid Table 2 Accent 2" w:uiPriority="47"/>
-    <w:lsdException w:name="Grid Table 3 Accent 2" w:uiPriority="48"/>
-    <w:lsdException w:name="Grid Table 4 Accent 2" w:uiPriority="49"/>
-    <w:lsdException w:name="Grid Table 5 Dark Accent 2" w:uiPriority="50"/>
-    <w:lsdException w:name="Grid Table 6 Colorful Accent 2" w:uiPriority="51"/>
-    <w:lsdException w:name="Grid Table 7 Colorful Accent 2" w:uiPriority="52"/>
-    <w:lsdException w:name="Grid Table 1 Light Accent 3" w:uiPriority="46"/>
-    <w:lsdException w:name="Grid Table 2 Accent 3" w:uiPriority="47"/>
-    <w:lsdException w:name="Grid Table 3 Accent 3" w:uiPriority="48"/>
-    <w:lsdException w:name="Grid Table 4 Accent 3" w:uiPriority="49"/>
-    <w:lsdException w:name="Grid Table 5 Dark Accent 3" w:uiPriority="50"/>
-    <w:lsdException w:name="Grid Table 6 Colorful Accent 3" w:uiPriority="51"/>
-    <w:lsdException w:name="Grid Table 7 Colorful Accent 3" w:uiPriority="52"/>
-    <w:lsdException w:name="Grid Table 1 Light Accent 4" w:uiPriority="46"/>
-    <w:lsdException w:name="Grid Table 2 Accent 4" w:uiPriority="47"/>
-    <w:lsdException w:name="Grid Table 3 Accent 4" w:uiPriority="48"/>
-    <w:lsdException w:name="Grid Table 4 Accent 4" w:uiPriority="49"/>
-    <w:lsdException w:name="Grid Table 5 Dark Accent 4" w:uiPriority="50"/>
-    <w:lsdException w:name="Grid Table 6 Colorful Accent 4" w:uiPriority="51"/>
-    <w:lsdException w:name="Grid Table 7 Colorful Accent 4" w:uiPriority="52"/>
-    <w:lsdException w:name="Grid Table 1 Light Accent 5" w:uiPriority="46"/>
-    <w:lsdException w:name="Grid Table 2 Accent 5" w:uiPriority="47"/>
-    <w:lsdException w:name="Grid Table 3 Accent 5" w:uiPriority="48"/>
-    <w:lsdException w:name="Grid Table 4 Accent 5" w:uiPriority="49"/>
-    <w:lsdException w:name="Grid Table 5 Dark Accent 5" w:uiPriority="50"/>
-    <w:lsdException w:name="Grid Table 6 Colorful Accent 5" w:uiPriority="51"/>
-    <w:lsdException w:name="Grid Table 7 Colorful Accent 5" w:uiPriority="52"/>
-    <w:lsdException w:name="Grid Table 1 Light Accent 6" w:uiPriority="46"/>
-    <w:lsdException w:name="Grid Table 2 Accent 6" w:uiPriority="47"/>
-    <w:lsdException w:name="Grid Table 3 Accent 6" w:uiPriority="48"/>
-    <w:lsdException w:name="Grid Table 4 Accent 6" w:uiPriority="49"/>
-    <w:lsdException w:name="Grid Table 5 Dark Accent 6" w:uiPriority="50"/>
-    <w:lsdException w:name="Grid Table 6 Colorful Accent 6" w:uiPriority="51"/>
-    <w:lsdException w:name="Grid Table 7 Colorful Accent 6" w:uiPriority="52"/>
-    <w:lsdException w:name="List Table 1 Light" w:uiPriority="46"/>
-    <w:lsdException w:name="List Table 2" w:uiPriority="47"/>
-    <w:lsdException w:name="List Table 3" w:uiPriority="48"/>
-    <w:lsdException w:name="List Table 4" w:uiPriority="49"/>
-    <w:lsdException w:name="List Table 5 Dark" w:uiPriority="50"/>
-    <w:lsdException w:name="List Table 6 Colorful" w:uiPriority="51"/>
-    <w:lsdException w:name="List Table 7 Colorful" w:uiPriority="52"/>
-    <w:lsdException w:name="List Table 1 Light Accent 1" w:uiPriority="46"/>
-    <w:lsdException w:name="List Table 2 Accent 1" w:uiPriority="47"/>
-    <w:lsdException w:name="List Table 3 Accent 1" w:uiPriority="48"/>
-    <w:lsdException w:name="List Table 4 Accent 1" w:uiPriority="49"/>
-    <w:lsdException w:name="List Table 5 Dark Accent 1" w:uiPriority="50"/>
-    <w:lsdException w:name="List Table 6 Colorful Accent 1" w:uiPriority="51"/>
-    <w:lsdException w:name="List Table 7 Colorful Accent 1" w:uiPriority="52"/>
-    <w:lsdException w:name="List Table 1 Light Accent 2" w:uiPriority="46"/>
-    <w:lsdException w:name="List Table 2 Accent 2" w:uiPriority="47"/>
-    <w:lsdException w:name="List Table 3 Accent 2" w:uiPriority="48"/>
-    <w:lsdException w:name="List Table 4 Accent 2" w:uiPriority="49"/>
-    <w:lsdException w:name="List Table 5 Dark Accent 2" w:uiPriority="50"/>
-    <w:lsdException w:name="List Table 6 Colorful Accent 2" w:uiPriority="51"/>
-    <w:lsdException w:name="List Table 7 Colorful Accent 2" w:uiPriority="52"/>
-    <w:lsdException w:name="List Table 1 Light Accent 3" w:uiPriority="46"/>
-    <w:lsdException w:name="List Table 2 Accent 3" w:uiPriority="47"/>
-    <w:lsdException w:name="List Table 3 Accent 3" w:uiPriority="48"/>
-    <w:lsdException w:name="List Table 4 Accent 3" w:uiPriority="49"/>
-    <w:lsdException w:name="List Table 5 Dark Accent 3" w:uiPriority="50"/>
-    <w:lsdException w:name="List Table 6 Colorful Accent 3" w:uiPriority="51"/>
-    <w:lsdException w:name="List Table 7 Colorful Accent 3" w:uiPriority="52"/>
-    <w:lsdException w:name="List Table 1 Light Accent 4" w:uiPriority="46"/>
-    <w:lsdException w:name="List Table 2 Accent 4" w:uiPriority="47"/>
-    <w:lsdException w:name="List Table 3 Accent 4" w:uiPriority="48"/>
-    <w:lsdException w:name="List Table 4 Accent 4" w:uiPriority="49"/>
-    <w:lsdException w:name="List Table 5 Dark Accent 4" w:uiPriority="50"/>
-    <w:lsdException w:name="List Table 6 Colorful Accent 4" w:uiPriority="51"/>
-    <w:lsdException w:name="List Table 7 Colorful Accent 4" w:uiPriority="52"/>
-    <w:lsdException w:name="List Table 1 Light Accent 5" w:uiPriority="46"/>
-    <w:lsdException w:name="List Table 2 Accent 5" w:uiPriority="47"/>
-    <w:lsdException w:name="List Table 3 Accent 5" w:uiPriority="48"/>
-    <w:lsdException w:name="List Table 4 Accent 5" w:uiPriority="49"/>
-    <w:lsdException w:name="List Table 5 Dark Accent 5" w:uiPriority="50"/>
-    <w:lsdException w:name="List Table 6 Colorful Accent 5" w:uiPriority="51"/>
-    <w:lsdException w:name="List Table 7 Colorful Accent 5" w:uiPriority="52"/>
-    <w:lsdException w:name="List Table 1 Light Accent 6" w:uiPriority="46"/>
-    <w:lsdException w:name="List Table 2 Accent 6" w:uiPriority="47"/>
-    <w:lsdException w:name="List Table 3 Accent 6" w:uiPriority="48"/>
-    <w:lsdException w:name="List Table 4 Accent 6" w:uiPriority="49"/>
-    <w:lsdException w:name="List Table 5 Dark Accent 6" w:uiPriority="50"/>
-    <w:lsdException w:name="List Table 6 Colorful Accent 6" w:uiPriority="51"/>
-    <w:lsdException w:name="List Table 7 Colorful Accent 6" w:uiPriority="52"/>
-  </w:latentStyles>
-  <w:style w:type="paragraph" w:default="1" w:styleId="Normal">
-    <w:name w:val="Normal"/>
-    <w:qFormat/>
-  </w:style>
-  <w:style w:type="character" w:default="1" w:styleId="DefaultParagraphFont">
-    <w:name w:val="Default Paragraph Font"/>
-    <w:uiPriority w:val="1"/>
-    <w:semiHidden/>
-    <w:unhideWhenUsed/>
-  </w:style>
-  <w:style w:type="table" w:default="1" w:styleId="TableNormal">
-    <w:name w:val="Normal Table"/>
-    <w:uiPriority w:val="99"/>
-    <w:semiHidden/>
-    <w:unhideWhenUsed/>
-    <w:tblPr>
-      <w:tblInd w:w="0" w:type="dxa"/>
-      <w:tblCellMar>
-        <w:top w:w="0" w:type="dxa"/>
-        <w:left w:w="108" w:type="dxa"/>
-        <w:bottom w:w="0" w:type="dxa"/>
-        <w:right w:w="108" w:type="dxa"/>
-      </w:tblCellMar>
-    </w:tblPr>
-  </w:style>
-  <w:style w:type="numbering" w:default="1" w:styleId="NoList">
-    <w:name w:val="No List"/>
-    <w:uiPriority w:val="99"/>
-    <w:semiHidden/>
-    <w:unhideWhenUsed/>
-  </w:style>
-  <w:style w:type="paragraph" w:customStyle="1" w:styleId="E8153615BBB8407799B9399EA1D5955A">
-    <w:name w:val="E8153615BBB8407799B9399EA1D5955A"/>
-    <w:rsid w:val="00DC1682"/>
-  </w:style>
-  <w:style w:type="paragraph" w:customStyle="1" w:styleId="47340E8BFE4447A791E92E5DE9751142">
-    <w:name w:val="47340E8BFE4447A791E92E5DE9751142"/>
-    <w:rsid w:val="00DC1682"/>
-  </w:style>
-  <w:style w:type="paragraph" w:customStyle="1" w:styleId="6857453329B14A2AB3F5E60019833E59">
-    <w:name w:val="6857453329B14A2AB3F5E60019833E59"/>
-    <w:rsid w:val="00DC1682"/>
-  </w:style>
-</w:styles>
-</file>
-
-<file path=word/glossary/webSettings.xml><?xml version="1.0" encoding="utf-8"?>
-<w:webSettings xmlns:mc="http://schemas.openxmlformats.org/markup-compatibility/2006" xmlns:r="http://schemas.openxmlformats.org/officeDocument/2006/relationships" xmlns:w="http://schemas.openxmlformats.org/wordprocessingml/2006/main" xmlns:w14="http://schemas.microsoft.com/office/word/2010/wordml" xmlns:w15="http://schemas.microsoft.com/office/word/2012/wordml" xmlns:w16se="http://schemas.microsoft.com/office/word/2015/wordml/symex" mc:Ignorable="w14 w15 w16se">
-  <w:optimizeForBrowser/>
-  <w:allowPNG/>
-</w:webSettings>
-</file>
-
 <file path=word/theme/theme1.xml><?xml version="1.0" encoding="utf-8"?>
 <a:theme xmlns:a="http://schemas.openxmlformats.org/drawingml/2006/main" name="Office Theme">
   <a:themeElements>
@@ -39846,7 +39302,7 @@
 </file>
 
 <file path=customXml/itemProps1.xml><?xml version="1.0" encoding="utf-8"?>
-<ds:datastoreItem xmlns:ds="http://schemas.openxmlformats.org/officeDocument/2006/customXml" ds:itemID="{35C8E67F-0682-4543-8F13-11D05F1D7D17}">
+<ds:datastoreItem xmlns:ds="http://schemas.openxmlformats.org/officeDocument/2006/customXml" ds:itemID="{30385493-FB7A-4309-AB2E-C824B047AD81}">
   <ds:schemaRefs>
     <ds:schemaRef ds:uri="http://schemas.openxmlformats.org/officeDocument/2006/bibliography"/>
   </ds:schemaRefs>
